--- a/Backend/Director_Disclosure/Output_Disclosures/2024-25/ADANI_FOUNDATION/MBP-1/MBP1_GAUTAM_SHANTILAL_ADANI_00006273.docx
+++ b/Backend/Director_Disclosure/Output_Disclosures/2024-25/ADANI_FOUNDATION/MBP-1/MBP1_GAUTAM_SHANTILAL_ADANI_00006273.docx
@@ -93,197 +93,17 @@
     </w:p>
     <w:p>
       <w:pPr>
-        <w:spacing w:before="0" w:after="0"/>
-        <w:jc w:val="left"/>
-      </w:pPr>
-      <w:r>
-        <w:rPr>
-          <w:rFonts w:ascii="Adani" w:hAnsi="Adani"/>
-          <w:b w:val="0"/>
-          <w:sz w:val="20"/>
-          <w:u w:val="none"/>
-        </w:rPr>
-        <w:t>ADANI FOUNDATION</w:t>
-      </w:r>
-    </w:p>
-    <w:p>
-      <w:pPr>
-        <w:spacing w:before="0" w:after="0"/>
-        <w:jc w:val="left"/>
-      </w:pPr>
-      <w:r>
-        <w:rPr>
-          <w:rFonts w:ascii="Adani" w:hAnsi="Adani"/>
-          <w:b w:val="0"/>
-          <w:sz w:val="20"/>
-          <w:u w:val="none"/>
-        </w:rPr>
-        <w:t>ADANI INFRA (INDIA) LIMITED</w:t>
-      </w:r>
-    </w:p>
-    <w:p>
-      <w:pPr>
-        <w:spacing w:before="0" w:after="0"/>
-        <w:jc w:val="left"/>
-      </w:pPr>
-      <w:r>
-        <w:rPr>
-          <w:rFonts w:ascii="Adani" w:hAnsi="Adani"/>
-          <w:b w:val="0"/>
-          <w:sz w:val="20"/>
-          <w:u w:val="none"/>
-        </w:rPr>
-        <w:t>AMBUJA CEMENTS LIMITED</w:t>
-      </w:r>
-    </w:p>
-    <w:p>
-      <w:pPr>
-        <w:spacing w:before="0" w:after="0"/>
-        <w:jc w:val="left"/>
-      </w:pPr>
-      <w:r>
-        <w:rPr>
-          <w:rFonts w:ascii="Adani" w:hAnsi="Adani"/>
-          <w:b w:val="0"/>
-          <w:sz w:val="20"/>
-          <w:u w:val="none"/>
-        </w:rPr>
-        <w:t>ADANI MEDICITY AND RESEARCH CENTER</w:t>
-      </w:r>
-    </w:p>
-    <w:p>
-      <w:pPr>
-        <w:spacing w:before="0" w:after="0"/>
-        <w:jc w:val="left"/>
-      </w:pPr>
-      <w:r>
-        <w:rPr>
-          <w:rFonts w:ascii="Adani" w:hAnsi="Adani"/>
-          <w:b w:val="0"/>
-          <w:sz w:val="20"/>
-          <w:u w:val="none"/>
-        </w:rPr>
-        <w:t>ADANI GAS HOLDINGS LIMITED</w:t>
-      </w:r>
-    </w:p>
-    <w:p>
-      <w:pPr>
-        <w:spacing w:before="0" w:after="0"/>
-        <w:jc w:val="left"/>
-      </w:pPr>
-      <w:r>
-        <w:rPr>
-          <w:rFonts w:ascii="Adani" w:hAnsi="Adani"/>
-          <w:b w:val="0"/>
-          <w:sz w:val="20"/>
-          <w:u w:val="none"/>
-        </w:rPr>
-        <w:t>ADANI ENERGY SOLUTIONS LIMITED</w:t>
-      </w:r>
-    </w:p>
-    <w:p>
-      <w:pPr>
-        <w:spacing w:before="0" w:after="0"/>
-        <w:jc w:val="left"/>
-      </w:pPr>
-      <w:r>
-        <w:rPr>
-          <w:rFonts w:ascii="Adani" w:hAnsi="Adani"/>
-          <w:b w:val="0"/>
-          <w:sz w:val="20"/>
-          <w:u w:val="none"/>
-        </w:rPr>
-        <w:t>ADANI GREEN ENERGY LIMITED</w:t>
-      </w:r>
-    </w:p>
-    <w:p>
-      <w:pPr>
-        <w:spacing w:before="0" w:after="0"/>
-        <w:jc w:val="left"/>
-      </w:pPr>
-      <w:r>
-        <w:rPr>
-          <w:rFonts w:ascii="Adani" w:hAnsi="Adani"/>
-          <w:b w:val="0"/>
-          <w:sz w:val="20"/>
-          <w:u w:val="none"/>
-        </w:rPr>
-        <w:t>ADANI GREEN ENERGY (TAMILNADU) LIMITED</w:t>
-      </w:r>
-    </w:p>
-    <w:p>
-      <w:pPr>
-        <w:spacing w:before="0" w:after="0"/>
-        <w:jc w:val="left"/>
-      </w:pPr>
-      <w:r>
-        <w:rPr>
-          <w:rFonts w:ascii="Adani" w:hAnsi="Adani"/>
-          <w:b w:val="0"/>
-          <w:sz w:val="20"/>
-          <w:u w:val="none"/>
-        </w:rPr>
-        <w:t>ADANI INSTITUTE FOR EDUCATION AND RESEARCH</w:t>
-      </w:r>
-    </w:p>
-    <w:p>
-      <w:pPr>
-        <w:spacing w:before="0" w:after="0"/>
-        <w:jc w:val="left"/>
-      </w:pPr>
-      <w:r>
-        <w:rPr>
-          <w:rFonts w:ascii="Adani" w:hAnsi="Adani"/>
-          <w:b w:val="0"/>
-          <w:sz w:val="20"/>
-          <w:u w:val="none"/>
-        </w:rPr>
-        <w:t>ADANI PORTS AND SPECIAL ECONOMIC ZONE LIMITED</w:t>
-      </w:r>
-    </w:p>
-    <w:p>
-      <w:pPr>
-        <w:spacing w:before="0" w:after="0"/>
-        <w:jc w:val="left"/>
-      </w:pPr>
-      <w:r>
-        <w:rPr>
-          <w:rFonts w:ascii="Adani" w:hAnsi="Adani"/>
-          <w:b w:val="0"/>
-          <w:sz w:val="20"/>
-          <w:u w:val="none"/>
-        </w:rPr>
-        <w:t>ADANI POWER LIMITED</w:t>
-      </w:r>
-    </w:p>
-    <w:p>
-      <w:pPr>
-        <w:spacing w:before="0" w:after="0"/>
-        <w:jc w:val="left"/>
-      </w:pPr>
-      <w:r>
-        <w:rPr>
-          <w:rFonts w:ascii="Adani" w:hAnsi="Adani"/>
-          <w:b w:val="0"/>
-          <w:sz w:val="20"/>
-          <w:u w:val="none"/>
-        </w:rPr>
-        <w:t>ADANI LOGISTICS LIMITED</w:t>
-      </w:r>
-    </w:p>
-    <w:p>
-      <w:pPr>
         <w:spacing w:before="0" w:after="160"/>
         <w:jc w:val="left"/>
       </w:pPr>
       <w:r>
         <w:rPr>
           <w:rFonts w:ascii="Adani" w:hAnsi="Adani"/>
-          <w:b w:val="0"/>
+          <w:b/>
           <w:sz w:val="20"/>
           <w:u w:val="none"/>
         </w:rPr>
-        <w:t>ADANI ENTERPRISES LIMITED</w:t>
+        <w:t>ADANI FOUNDATION</w:t>
       </w:r>
     </w:p>
     <w:p>
@@ -339,7 +159,7 @@
           <w:sz w:val="20"/>
           <w:u w:val="none"/>
         </w:rPr>
-        <w:t>{{FATHER_NAME}}</w:t>
+        <w:t>Late Shri Shantilal B. Adani</w:t>
       </w:r>
       <w:r>
         <w:rPr>
@@ -1137,148 +957,6 @@
                 <w:sz w:val="18"/>
                 <w:u w:val="none"/>
               </w:rPr>
-              <w:t>ADANI GAS HOLDINGS LIMITED</w:t>
-            </w:r>
-          </w:p>
-        </w:tc>
-        <w:tc>
-          <w:tcPr>
-            <w:tcW w:type="dxa" w:w="1814"/>
-            <w:shd w:val="clear" w:color="auto" w:fill="FFFFFF"/>
-            <w:tcBorders>
-              <w:top w:val="single" w:sz="4" w:space="0" w:color="000000"/>
-              <w:left w:val="single" w:sz="4" w:space="0" w:color="000000"/>
-              <w:bottom w:val="single" w:sz="4" w:space="0" w:color="000000"/>
-              <w:right w:val="single" w:sz="4" w:space="0" w:color="000000"/>
-            </w:tcBorders>
-            <w:vAlign w:val="center"/>
-          </w:tcPr>
-          <w:p>
-            <w:pPr>
-              <w:spacing w:before="40" w:after="40"/>
-              <w:jc w:val="left"/>
-            </w:pPr>
-            <w:r>
-              <w:rPr>
-                <w:rFonts w:ascii="Adani" w:hAnsi="Adani"/>
-                <w:b w:val="0"/>
-                <w:sz w:val="18"/>
-                <w:u w:val="none"/>
-              </w:rPr>
-              <w:t>Director</w:t>
-            </w:r>
-          </w:p>
-        </w:tc>
-        <w:tc>
-          <w:tcPr>
-            <w:tcW w:type="dxa" w:w="1020"/>
-            <w:shd w:val="clear" w:color="auto" w:fill="FFFFFF"/>
-            <w:tcBorders>
-              <w:top w:val="single" w:sz="4" w:space="0" w:color="000000"/>
-              <w:left w:val="single" w:sz="4" w:space="0" w:color="000000"/>
-              <w:bottom w:val="single" w:sz="4" w:space="0" w:color="000000"/>
-              <w:right w:val="single" w:sz="4" w:space="0" w:color="000000"/>
-            </w:tcBorders>
-            <w:vAlign w:val="center"/>
-          </w:tcPr>
-          <w:p>
-            <w:pPr>
-              <w:spacing w:before="40" w:after="40"/>
-              <w:jc w:val="left"/>
-            </w:pPr>
-            <w:r>
-              <w:rPr>
-                <w:rFonts w:ascii="Adani" w:hAnsi="Adani"/>
-                <w:b w:val="0"/>
-                <w:sz w:val="18"/>
-                <w:u w:val="none"/>
-              </w:rPr>
-              <w:t>NIL</w:t>
-            </w:r>
-          </w:p>
-        </w:tc>
-        <w:tc>
-          <w:tcPr>
-            <w:tcW w:type="dxa" w:w="1247"/>
-            <w:shd w:val="clear" w:color="auto" w:fill="FFFFFF"/>
-            <w:tcBorders>
-              <w:top w:val="single" w:sz="4" w:space="0" w:color="000000"/>
-              <w:left w:val="single" w:sz="4" w:space="0" w:color="000000"/>
-              <w:bottom w:val="single" w:sz="4" w:space="0" w:color="000000"/>
-              <w:right w:val="single" w:sz="4" w:space="0" w:color="000000"/>
-            </w:tcBorders>
-            <w:vAlign w:val="center"/>
-          </w:tcPr>
-          <w:p>
-            <w:pPr>
-              <w:spacing w:before="40" w:after="40"/>
-              <w:jc w:val="left"/>
-            </w:pPr>
-            <w:r>
-              <w:rPr>
-                <w:rFonts w:ascii="Adani" w:hAnsi="Adani"/>
-                <w:b w:val="0"/>
-                <w:sz w:val="18"/>
-                <w:u w:val="none"/>
-              </w:rPr>
-              <w:t>22/10/2018</w:t>
-            </w:r>
-          </w:p>
-        </w:tc>
-      </w:tr>
-      <w:tr>
-        <w:tc>
-          <w:tcPr>
-            <w:tcW w:type="dxa" w:w="680"/>
-            <w:shd w:val="clear" w:color="auto" w:fill="FFFFFF"/>
-            <w:tcBorders>
-              <w:top w:val="single" w:sz="4" w:space="0" w:color="000000"/>
-              <w:left w:val="single" w:sz="4" w:space="0" w:color="000000"/>
-              <w:bottom w:val="single" w:sz="4" w:space="0" w:color="000000"/>
-              <w:right w:val="single" w:sz="4" w:space="0" w:color="000000"/>
-            </w:tcBorders>
-            <w:vAlign w:val="center"/>
-          </w:tcPr>
-          <w:p>
-            <w:pPr>
-              <w:spacing w:before="40" w:after="40"/>
-              <w:jc w:val="left"/>
-            </w:pPr>
-            <w:r>
-              <w:rPr>
-                <w:rFonts w:ascii="Adani" w:hAnsi="Adani"/>
-                <w:b w:val="0"/>
-                <w:sz w:val="18"/>
-                <w:u w:val="none"/>
-              </w:rPr>
-              <w:t>6</w:t>
-            </w:r>
-          </w:p>
-        </w:tc>
-        <w:tc>
-          <w:tcPr>
-            <w:tcW w:type="dxa" w:w="3969"/>
-            <w:shd w:val="clear" w:color="auto" w:fill="FFFFFF"/>
-            <w:tcBorders>
-              <w:top w:val="single" w:sz="4" w:space="0" w:color="000000"/>
-              <w:left w:val="single" w:sz="4" w:space="0" w:color="000000"/>
-              <w:bottom w:val="single" w:sz="4" w:space="0" w:color="000000"/>
-              <w:right w:val="single" w:sz="4" w:space="0" w:color="000000"/>
-            </w:tcBorders>
-            <w:vAlign w:val="center"/>
-          </w:tcPr>
-          <w:p>
-            <w:pPr>
-              <w:spacing w:before="40" w:after="40"/>
-              <w:jc w:val="left"/>
-            </w:pPr>
-            <w:r>
-              <w:rPr>
-                <w:rFonts w:ascii="Adani" w:hAnsi="Adani"/>
-                <w:b w:val="0"/>
-                <w:sz w:val="18"/>
-                <w:u w:val="none"/>
-              </w:rPr>
               <w:t>ADANI ENERGY SOLUTIONS LIMITED</w:t>
             </w:r>
           </w:p>
@@ -1393,7 +1071,7 @@
                 <w:sz w:val="18"/>
                 <w:u w:val="none"/>
               </w:rPr>
-              <w:t>7</w:t>
+              <w:t>6</w:t>
             </w:r>
           </w:p>
         </w:tc>
@@ -1535,149 +1213,7 @@
                 <w:sz w:val="18"/>
                 <w:u w:val="none"/>
               </w:rPr>
-              <w:t>8</w:t>
-            </w:r>
-          </w:p>
-        </w:tc>
-        <w:tc>
-          <w:tcPr>
-            <w:tcW w:type="dxa" w:w="3969"/>
-            <w:shd w:val="clear" w:color="auto" w:fill="FFFFFF"/>
-            <w:tcBorders>
-              <w:top w:val="single" w:sz="4" w:space="0" w:color="000000"/>
-              <w:left w:val="single" w:sz="4" w:space="0" w:color="000000"/>
-              <w:bottom w:val="single" w:sz="4" w:space="0" w:color="000000"/>
-              <w:right w:val="single" w:sz="4" w:space="0" w:color="000000"/>
-            </w:tcBorders>
-            <w:vAlign w:val="center"/>
-          </w:tcPr>
-          <w:p>
-            <w:pPr>
-              <w:spacing w:before="40" w:after="40"/>
-              <w:jc w:val="left"/>
-            </w:pPr>
-            <w:r>
-              <w:rPr>
-                <w:rFonts w:ascii="Adani" w:hAnsi="Adani"/>
-                <w:b w:val="0"/>
-                <w:sz w:val="18"/>
-                <w:u w:val="none"/>
-              </w:rPr>
-              <w:t>ADANI GREEN ENERGY (TAMILNADU) LIMITED</w:t>
-            </w:r>
-          </w:p>
-        </w:tc>
-        <w:tc>
-          <w:tcPr>
-            <w:tcW w:type="dxa" w:w="1814"/>
-            <w:shd w:val="clear" w:color="auto" w:fill="FFFFFF"/>
-            <w:tcBorders>
-              <w:top w:val="single" w:sz="4" w:space="0" w:color="000000"/>
-              <w:left w:val="single" w:sz="4" w:space="0" w:color="000000"/>
-              <w:bottom w:val="single" w:sz="4" w:space="0" w:color="000000"/>
-              <w:right w:val="single" w:sz="4" w:space="0" w:color="000000"/>
-            </w:tcBorders>
-            <w:vAlign w:val="center"/>
-          </w:tcPr>
-          <w:p>
-            <w:pPr>
-              <w:spacing w:before="40" w:after="40"/>
-              <w:jc w:val="left"/>
-            </w:pPr>
-            <w:r>
-              <w:rPr>
-                <w:rFonts w:ascii="Adani" w:hAnsi="Adani"/>
-                <w:b w:val="0"/>
-                <w:sz w:val="18"/>
-                <w:u w:val="none"/>
-              </w:rPr>
-              <w:t>Director</w:t>
-            </w:r>
-          </w:p>
-        </w:tc>
-        <w:tc>
-          <w:tcPr>
-            <w:tcW w:type="dxa" w:w="1020"/>
-            <w:shd w:val="clear" w:color="auto" w:fill="FFFFFF"/>
-            <w:tcBorders>
-              <w:top w:val="single" w:sz="4" w:space="0" w:color="000000"/>
-              <w:left w:val="single" w:sz="4" w:space="0" w:color="000000"/>
-              <w:bottom w:val="single" w:sz="4" w:space="0" w:color="000000"/>
-              <w:right w:val="single" w:sz="4" w:space="0" w:color="000000"/>
-            </w:tcBorders>
-            <w:vAlign w:val="center"/>
-          </w:tcPr>
-          <w:p>
-            <w:pPr>
-              <w:spacing w:before="40" w:after="40"/>
-              <w:jc w:val="left"/>
-            </w:pPr>
-            <w:r>
-              <w:rPr>
-                <w:rFonts w:ascii="Adani" w:hAnsi="Adani"/>
-                <w:b w:val="0"/>
-                <w:sz w:val="18"/>
-                <w:u w:val="none"/>
-              </w:rPr>
-              <w:t>NIL</w:t>
-            </w:r>
-          </w:p>
-        </w:tc>
-        <w:tc>
-          <w:tcPr>
-            <w:tcW w:type="dxa" w:w="1247"/>
-            <w:shd w:val="clear" w:color="auto" w:fill="FFFFFF"/>
-            <w:tcBorders>
-              <w:top w:val="single" w:sz="4" w:space="0" w:color="000000"/>
-              <w:left w:val="single" w:sz="4" w:space="0" w:color="000000"/>
-              <w:bottom w:val="single" w:sz="4" w:space="0" w:color="000000"/>
-              <w:right w:val="single" w:sz="4" w:space="0" w:color="000000"/>
-            </w:tcBorders>
-            <w:vAlign w:val="center"/>
-          </w:tcPr>
-          <w:p>
-            <w:pPr>
-              <w:spacing w:before="40" w:after="40"/>
-              <w:jc w:val="left"/>
-            </w:pPr>
-            <w:r>
-              <w:rPr>
-                <w:rFonts w:ascii="Adani" w:hAnsi="Adani"/>
-                <w:b w:val="0"/>
-                <w:sz w:val="18"/>
-                <w:u w:val="none"/>
-              </w:rPr>
-              <w:t>23/01/2015</w:t>
-            </w:r>
-          </w:p>
-        </w:tc>
-      </w:tr>
-      <w:tr>
-        <w:tc>
-          <w:tcPr>
-            <w:tcW w:type="dxa" w:w="680"/>
-            <w:shd w:val="clear" w:color="auto" w:fill="FFFFFF"/>
-            <w:tcBorders>
-              <w:top w:val="single" w:sz="4" w:space="0" w:color="000000"/>
-              <w:left w:val="single" w:sz="4" w:space="0" w:color="000000"/>
-              <w:bottom w:val="single" w:sz="4" w:space="0" w:color="000000"/>
-              <w:right w:val="single" w:sz="4" w:space="0" w:color="000000"/>
-            </w:tcBorders>
-            <w:vAlign w:val="center"/>
-          </w:tcPr>
-          <w:p>
-            <w:pPr>
-              <w:spacing w:before="40" w:after="40"/>
-              <w:jc w:val="left"/>
-            </w:pPr>
-            <w:r>
-              <w:rPr>
-                <w:rFonts w:ascii="Adani" w:hAnsi="Adani"/>
-                <w:b w:val="0"/>
-                <w:sz w:val="18"/>
-                <w:u w:val="none"/>
-              </w:rPr>
-              <w:t>9</w:t>
+              <w:t>7</w:t>
             </w:r>
           </w:p>
         </w:tc>
@@ -1819,7 +1355,7 @@
                 <w:sz w:val="18"/>
                 <w:u w:val="none"/>
               </w:rPr>
-              <w:t>10</w:t>
+              <w:t>8</w:t>
             </w:r>
           </w:p>
         </w:tc>
@@ -1961,7 +1497,7 @@
                 <w:sz w:val="18"/>
                 <w:u w:val="none"/>
               </w:rPr>
-              <w:t>11</w:t>
+              <w:t>9</w:t>
             </w:r>
           </w:p>
         </w:tc>
@@ -2103,7 +1639,7 @@
                 <w:sz w:val="18"/>
                 <w:u w:val="none"/>
               </w:rPr>
-              <w:t>12</w:t>
+              <w:t>10</w:t>
             </w:r>
           </w:p>
         </w:tc>
@@ -2245,7 +1781,7 @@
                 <w:sz w:val="18"/>
                 <w:u w:val="none"/>
               </w:rPr>
-              <w:t>13</w:t>
+              <w:t>11</w:t>
             </w:r>
           </w:p>
         </w:tc>
@@ -2594,7 +2130,7 @@
                 <w:sz w:val="18"/>
                 <w:u w:val="none"/>
               </w:rPr>
-              <w:t>Date:   07th May, 2026</w:t>
+              <w:t>Date:   15th May, 2026</w:t>
             </w:r>
           </w:p>
         </w:tc>
@@ -2838,7 +2374,7 @@
           <w:sz w:val="20"/>
           <w:u w:val="none"/>
         </w:rPr>
-        <w:t>NIL</w:t>
+        <w:t>Priti G Adani</w:t>
       </w:r>
     </w:p>
     <w:p>
@@ -2860,174 +2396,441 @@
         <w:t>:</w:t>
       </w:r>
     </w:p>
-    <w:p>
-      <w:pPr>
-        <w:pStyle w:val="ListNumber"/>
-        <w:spacing w:before="0" w:after="40"/>
-        <w:ind w:left="720"/>
-      </w:pPr>
-      <w:r>
-        <w:rPr>
-          <w:rFonts w:ascii="Adani" w:hAnsi="Adani"/>
-          <w:b w:val="0"/>
-          <w:sz w:val="20"/>
-          <w:u w:val="none"/>
-        </w:rPr>
-        <w:t>Father</w:t>
-        <w:tab/>
-        <w:tab/>
-        <w:t>:</w:t>
-        <w:tab/>
-        <w:t>NIL</w:t>
-      </w:r>
-    </w:p>
-    <w:p>
-      <w:pPr>
-        <w:pStyle w:val="ListNumber"/>
-        <w:spacing w:before="0" w:after="40"/>
-        <w:ind w:left="720"/>
-      </w:pPr>
-      <w:r>
-        <w:rPr>
-          <w:rFonts w:ascii="Adani" w:hAnsi="Adani"/>
-          <w:b w:val="0"/>
-          <w:sz w:val="20"/>
-          <w:u w:val="none"/>
-        </w:rPr>
-        <w:t>Mother</w:t>
-        <w:tab/>
-        <w:tab/>
-        <w:t>:</w:t>
-        <w:tab/>
-        <w:t>NIL</w:t>
-      </w:r>
-    </w:p>
-    <w:p>
-      <w:pPr>
-        <w:pStyle w:val="ListNumber"/>
-        <w:spacing w:before="0" w:after="40"/>
-        <w:ind w:left="720"/>
-      </w:pPr>
-      <w:r>
-        <w:rPr>
-          <w:rFonts w:ascii="Adani" w:hAnsi="Adani"/>
-          <w:b w:val="0"/>
-          <w:sz w:val="20"/>
-          <w:u w:val="none"/>
-        </w:rPr>
-        <w:t>Son</w:t>
-        <w:tab/>
-        <w:tab/>
-        <w:t>:</w:t>
-        <w:tab/>
-        <w:t>NIL</w:t>
-      </w:r>
-    </w:p>
-    <w:p>
-      <w:pPr>
-        <w:pStyle w:val="ListNumber"/>
-        <w:spacing w:before="0" w:after="40"/>
-        <w:ind w:left="720"/>
-      </w:pPr>
-      <w:r>
-        <w:rPr>
-          <w:rFonts w:ascii="Adani" w:hAnsi="Adani"/>
-          <w:b w:val="0"/>
-          <w:sz w:val="20"/>
-          <w:u w:val="none"/>
-        </w:rPr>
-        <w:t>Son's Wife</w:t>
-        <w:tab/>
-        <w:tab/>
-        <w:t>:</w:t>
-        <w:tab/>
-        <w:t>NIL</w:t>
-      </w:r>
-    </w:p>
-    <w:p>
-      <w:pPr>
-        <w:pStyle w:val="ListNumber"/>
-        <w:spacing w:before="0" w:after="40"/>
-        <w:ind w:left="720"/>
-      </w:pPr>
-      <w:r>
-        <w:rPr>
-          <w:rFonts w:ascii="Adani" w:hAnsi="Adani"/>
-          <w:b w:val="0"/>
-          <w:sz w:val="20"/>
-          <w:u w:val="none"/>
-        </w:rPr>
-        <w:t>Daughter</w:t>
-        <w:tab/>
-        <w:tab/>
-        <w:t>:</w:t>
-        <w:tab/>
-        <w:t>NIL</w:t>
-      </w:r>
-    </w:p>
-    <w:p>
-      <w:pPr>
-        <w:pStyle w:val="ListNumber"/>
-        <w:spacing w:before="0" w:after="40"/>
-        <w:ind w:left="720"/>
-      </w:pPr>
-      <w:r>
-        <w:rPr>
-          <w:rFonts w:ascii="Adani" w:hAnsi="Adani"/>
-          <w:b w:val="0"/>
-          <w:sz w:val="20"/>
-          <w:u w:val="none"/>
-        </w:rPr>
-        <w:t>Daughter's Husband</w:t>
-        <w:tab/>
-        <w:tab/>
-        <w:t>:</w:t>
-        <w:tab/>
-        <w:t>NIL</w:t>
-      </w:r>
-    </w:p>
-    <w:p>
-      <w:pPr>
-        <w:pStyle w:val="ListNumber"/>
-        <w:spacing w:before="0" w:after="40"/>
-        <w:ind w:left="720"/>
-      </w:pPr>
-      <w:r>
-        <w:rPr>
-          <w:rFonts w:ascii="Adani" w:hAnsi="Adani"/>
-          <w:b w:val="0"/>
-          <w:sz w:val="20"/>
-          <w:u w:val="none"/>
-        </w:rPr>
-        <w:t>Brother</w:t>
-        <w:tab/>
-        <w:tab/>
-        <w:t>:</w:t>
-        <w:tab/>
-        <w:t>NIL</w:t>
-      </w:r>
-    </w:p>
-    <w:p>
-      <w:pPr>
-        <w:pStyle w:val="ListNumber"/>
-        <w:spacing w:before="0" w:after="40"/>
-        <w:ind w:left="720"/>
-      </w:pPr>
-      <w:r>
-        <w:rPr>
-          <w:rFonts w:ascii="Adani" w:hAnsi="Adani"/>
-          <w:b w:val="0"/>
-          <w:sz w:val="20"/>
-          <w:u w:val="none"/>
-        </w:rPr>
-        <w:t>Sister</w:t>
-        <w:tab/>
-        <w:tab/>
-        <w:t>:</w:t>
-        <w:tab/>
-        <w:t>NIL</w:t>
-      </w:r>
-    </w:p>
+    <w:tbl>
+      <w:tblPr>
+        <w:tblW w:type="auto" w:w="0"/>
+        <w:jc w:val="left"/>
+        <w:tblLook w:firstColumn="1" w:firstRow="1" w:lastColumn="0" w:lastRow="0" w:noHBand="0" w:noVBand="1" w:val="04A0"/>
+      </w:tblPr>
+      <w:tblGrid>
+        <w:gridCol w:w="4536"/>
+        <w:gridCol w:w="4536"/>
+      </w:tblGrid>
+      <w:tr>
+        <w:tc>
+          <w:tcPr>
+            <w:tcW w:type="dxa" w:w="4536"/>
+            <w:tcBorders>
+              <w:top w:val="none"/>
+              <w:bottom w:val="none"/>
+              <w:left w:val="none"/>
+              <w:right w:val="none"/>
+            </w:tcBorders>
+          </w:tcPr>
+          <w:p>
+            <w:pPr>
+              <w:ind w:left="720"/>
+            </w:pPr>
+            <w:r>
+              <w:rPr>
+                <w:rFonts w:ascii="Adani" w:hAnsi="Adani"/>
+                <w:b w:val="0"/>
+                <w:sz w:val="20"/>
+                <w:u w:val="none"/>
+              </w:rPr>
+              <w:t>1.</w:t>
+              <w:tab/>
+              <w:t>Father</w:t>
+              <w:tab/>
+              <w:t>:</w:t>
+            </w:r>
+          </w:p>
+        </w:tc>
+        <w:tc>
+          <w:tcPr>
+            <w:tcW w:type="dxa" w:w="4536"/>
+            <w:tcBorders>
+              <w:top w:val="none"/>
+              <w:bottom w:val="none"/>
+              <w:left w:val="none"/>
+              <w:right w:val="none"/>
+            </w:tcBorders>
+          </w:tcPr>
+          <w:p>
+            <w:r>
+              <w:rPr>
+                <w:rFonts w:ascii="Adani" w:hAnsi="Adani"/>
+                <w:b w:val="0"/>
+                <w:sz w:val="20"/>
+                <w:u w:val="none"/>
+              </w:rPr>
+              <w:t>Late Shri Shantilal B. Adani</w:t>
+            </w:r>
+          </w:p>
+        </w:tc>
+      </w:tr>
+      <w:tr>
+        <w:tc>
+          <w:tcPr>
+            <w:tcW w:type="dxa" w:w="4536"/>
+            <w:tcBorders>
+              <w:top w:val="none"/>
+              <w:bottom w:val="none"/>
+              <w:left w:val="none"/>
+              <w:right w:val="none"/>
+            </w:tcBorders>
+          </w:tcPr>
+          <w:p>
+            <w:pPr>
+              <w:ind w:left="720"/>
+            </w:pPr>
+            <w:r>
+              <w:rPr>
+                <w:rFonts w:ascii="Adani" w:hAnsi="Adani"/>
+                <w:b w:val="0"/>
+                <w:sz w:val="20"/>
+                <w:u w:val="none"/>
+              </w:rPr>
+              <w:t>2.</w:t>
+              <w:tab/>
+              <w:t>Mother</w:t>
+              <w:tab/>
+              <w:t>:</w:t>
+            </w:r>
+          </w:p>
+        </w:tc>
+        <w:tc>
+          <w:tcPr>
+            <w:tcW w:type="dxa" w:w="4536"/>
+            <w:tcBorders>
+              <w:top w:val="none"/>
+              <w:bottom w:val="none"/>
+              <w:left w:val="none"/>
+              <w:right w:val="none"/>
+            </w:tcBorders>
+          </w:tcPr>
+          <w:p>
+            <w:r>
+              <w:rPr>
+                <w:rFonts w:ascii="Adani" w:hAnsi="Adani"/>
+                <w:b w:val="0"/>
+                <w:sz w:val="20"/>
+                <w:u w:val="none"/>
+              </w:rPr>
+              <w:t>Late Smt. Shantaben S. Adani</w:t>
+            </w:r>
+          </w:p>
+        </w:tc>
+      </w:tr>
+      <w:tr>
+        <w:tc>
+          <w:tcPr>
+            <w:tcW w:type="dxa" w:w="4536"/>
+            <w:tcBorders>
+              <w:top w:val="none"/>
+              <w:bottom w:val="none"/>
+              <w:left w:val="none"/>
+              <w:right w:val="none"/>
+            </w:tcBorders>
+          </w:tcPr>
+          <w:p>
+            <w:pPr>
+              <w:ind w:left="720"/>
+            </w:pPr>
+            <w:r>
+              <w:rPr>
+                <w:rFonts w:ascii="Adani" w:hAnsi="Adani"/>
+                <w:b w:val="0"/>
+                <w:sz w:val="20"/>
+                <w:u w:val="none"/>
+              </w:rPr>
+              <w:t>3.</w:t>
+              <w:tab/>
+              <w:t>Son</w:t>
+              <w:tab/>
+              <w:t>:</w:t>
+            </w:r>
+          </w:p>
+        </w:tc>
+        <w:tc>
+          <w:tcPr>
+            <w:tcW w:type="dxa" w:w="4536"/>
+            <w:tcBorders>
+              <w:top w:val="none"/>
+              <w:bottom w:val="none"/>
+              <w:left w:val="none"/>
+              <w:right w:val="none"/>
+            </w:tcBorders>
+          </w:tcPr>
+          <w:p>
+            <w:r>
+              <w:rPr>
+                <w:rFonts w:ascii="Adani" w:hAnsi="Adani"/>
+                <w:b w:val="0"/>
+                <w:sz w:val="20"/>
+                <w:u w:val="none"/>
+              </w:rPr>
+              <w:t>Karan G. Adani, Jeet G. Adani, Shri Karan G. Adani, Shri Jeet G. Adani</w:t>
+            </w:r>
+          </w:p>
+        </w:tc>
+      </w:tr>
+      <w:tr>
+        <w:tc>
+          <w:tcPr>
+            <w:tcW w:type="dxa" w:w="4536"/>
+            <w:tcBorders>
+              <w:top w:val="none"/>
+              <w:bottom w:val="none"/>
+              <w:left w:val="none"/>
+              <w:right w:val="none"/>
+            </w:tcBorders>
+          </w:tcPr>
+          <w:p>
+            <w:pPr>
+              <w:ind w:left="720"/>
+            </w:pPr>
+            <w:r>
+              <w:rPr>
+                <w:rFonts w:ascii="Adani" w:hAnsi="Adani"/>
+                <w:b w:val="0"/>
+                <w:sz w:val="20"/>
+                <w:u w:val="none"/>
+              </w:rPr>
+              <w:t>4.</w:t>
+              <w:tab/>
+              <w:t>Son's Wife</w:t>
+              <w:tab/>
+              <w:t>:</w:t>
+            </w:r>
+          </w:p>
+        </w:tc>
+        <w:tc>
+          <w:tcPr>
+            <w:tcW w:type="dxa" w:w="4536"/>
+            <w:tcBorders>
+              <w:top w:val="none"/>
+              <w:bottom w:val="none"/>
+              <w:left w:val="none"/>
+              <w:right w:val="none"/>
+            </w:tcBorders>
+          </w:tcPr>
+          <w:p>
+            <w:r>
+              <w:rPr>
+                <w:rFonts w:ascii="Adani" w:hAnsi="Adani"/>
+                <w:b w:val="0"/>
+                <w:sz w:val="20"/>
+                <w:u w:val="none"/>
+              </w:rPr>
+              <w:t>Paridhi K. Adani, Diva J. Adani, Smt. Paridhi K. Adani, Smt. Diva J. Adani</w:t>
+            </w:r>
+          </w:p>
+        </w:tc>
+      </w:tr>
+      <w:tr>
+        <w:tc>
+          <w:tcPr>
+            <w:tcW w:type="dxa" w:w="4536"/>
+            <w:tcBorders>
+              <w:top w:val="none"/>
+              <w:bottom w:val="none"/>
+              <w:left w:val="none"/>
+              <w:right w:val="none"/>
+            </w:tcBorders>
+          </w:tcPr>
+          <w:p>
+            <w:pPr>
+              <w:ind w:left="720"/>
+            </w:pPr>
+            <w:r>
+              <w:rPr>
+                <w:rFonts w:ascii="Adani" w:hAnsi="Adani"/>
+                <w:b w:val="0"/>
+                <w:sz w:val="20"/>
+                <w:u w:val="none"/>
+              </w:rPr>
+              <w:t>5.</w:t>
+              <w:tab/>
+              <w:t>Daughter</w:t>
+              <w:tab/>
+              <w:t>:</w:t>
+            </w:r>
+          </w:p>
+        </w:tc>
+        <w:tc>
+          <w:tcPr>
+            <w:tcW w:type="dxa" w:w="4536"/>
+            <w:tcBorders>
+              <w:top w:val="none"/>
+              <w:bottom w:val="none"/>
+              <w:left w:val="none"/>
+              <w:right w:val="none"/>
+            </w:tcBorders>
+          </w:tcPr>
+          <w:p>
+            <w:r>
+              <w:rPr>
+                <w:rFonts w:ascii="Adani" w:hAnsi="Adani"/>
+                <w:b w:val="0"/>
+                <w:sz w:val="20"/>
+                <w:u w:val="none"/>
+              </w:rPr>
+              <w:t>NIL</w:t>
+            </w:r>
+          </w:p>
+        </w:tc>
+      </w:tr>
+      <w:tr>
+        <w:tc>
+          <w:tcPr>
+            <w:tcW w:type="dxa" w:w="4536"/>
+            <w:tcBorders>
+              <w:top w:val="none"/>
+              <w:bottom w:val="none"/>
+              <w:left w:val="none"/>
+              <w:right w:val="none"/>
+            </w:tcBorders>
+          </w:tcPr>
+          <w:p>
+            <w:pPr>
+              <w:ind w:left="720"/>
+            </w:pPr>
+            <w:r>
+              <w:rPr>
+                <w:rFonts w:ascii="Adani" w:hAnsi="Adani"/>
+                <w:b w:val="0"/>
+                <w:sz w:val="20"/>
+                <w:u w:val="none"/>
+              </w:rPr>
+              <w:t>6.</w:t>
+              <w:tab/>
+              <w:t>Daughter's Husband</w:t>
+              <w:tab/>
+              <w:t>:</w:t>
+            </w:r>
+          </w:p>
+        </w:tc>
+        <w:tc>
+          <w:tcPr>
+            <w:tcW w:type="dxa" w:w="4536"/>
+            <w:tcBorders>
+              <w:top w:val="none"/>
+              <w:bottom w:val="none"/>
+              <w:left w:val="none"/>
+              <w:right w:val="none"/>
+            </w:tcBorders>
+          </w:tcPr>
+          <w:p>
+            <w:r>
+              <w:rPr>
+                <w:rFonts w:ascii="Adani" w:hAnsi="Adani"/>
+                <w:b w:val="0"/>
+                <w:sz w:val="20"/>
+                <w:u w:val="none"/>
+              </w:rPr>
+              <w:t>NIL</w:t>
+            </w:r>
+          </w:p>
+        </w:tc>
+      </w:tr>
+      <w:tr>
+        <w:tc>
+          <w:tcPr>
+            <w:tcW w:type="dxa" w:w="4536"/>
+            <w:tcBorders>
+              <w:top w:val="none"/>
+              <w:bottom w:val="none"/>
+              <w:left w:val="none"/>
+              <w:right w:val="none"/>
+            </w:tcBorders>
+          </w:tcPr>
+          <w:p>
+            <w:pPr>
+              <w:ind w:left="720"/>
+            </w:pPr>
+            <w:r>
+              <w:rPr>
+                <w:rFonts w:ascii="Adani" w:hAnsi="Adani"/>
+                <w:b w:val="0"/>
+                <w:sz w:val="20"/>
+                <w:u w:val="none"/>
+              </w:rPr>
+              <w:t>7.</w:t>
+              <w:tab/>
+              <w:t>Brother</w:t>
+              <w:tab/>
+              <w:t>:</w:t>
+            </w:r>
+          </w:p>
+        </w:tc>
+        <w:tc>
+          <w:tcPr>
+            <w:tcW w:type="dxa" w:w="4536"/>
+            <w:tcBorders>
+              <w:top w:val="none"/>
+              <w:bottom w:val="none"/>
+              <w:left w:val="none"/>
+              <w:right w:val="none"/>
+            </w:tcBorders>
+          </w:tcPr>
+          <w:p>
+            <w:r>
+              <w:rPr>
+                <w:rFonts w:ascii="Adani" w:hAnsi="Adani"/>
+                <w:b w:val="0"/>
+                <w:sz w:val="20"/>
+                <w:u w:val="none"/>
+              </w:rPr>
+              <w:t>Rajesh S. Adani, Vasant S. Adani, Vinod S. Adani, Mahasukh S. Adani, Shri Rajesh S. Adani, Shri Vasant S. Adani, Shri Vinod S. Adani, Shri Mahasukh S. Adani</w:t>
+            </w:r>
+          </w:p>
+        </w:tc>
+      </w:tr>
+      <w:tr>
+        <w:tc>
+          <w:tcPr>
+            <w:tcW w:type="dxa" w:w="4536"/>
+            <w:tcBorders>
+              <w:top w:val="none"/>
+              <w:bottom w:val="none"/>
+              <w:left w:val="none"/>
+              <w:right w:val="none"/>
+            </w:tcBorders>
+          </w:tcPr>
+          <w:p>
+            <w:pPr>
+              <w:ind w:left="720"/>
+            </w:pPr>
+            <w:r>
+              <w:rPr>
+                <w:rFonts w:ascii="Adani" w:hAnsi="Adani"/>
+                <w:b w:val="0"/>
+                <w:sz w:val="20"/>
+                <w:u w:val="none"/>
+              </w:rPr>
+              <w:t>8.</w:t>
+              <w:tab/>
+              <w:t>Sister</w:t>
+              <w:tab/>
+              <w:t>:</w:t>
+            </w:r>
+          </w:p>
+        </w:tc>
+        <w:tc>
+          <w:tcPr>
+            <w:tcW w:type="dxa" w:w="4536"/>
+            <w:tcBorders>
+              <w:top w:val="none"/>
+              <w:bottom w:val="none"/>
+              <w:left w:val="none"/>
+              <w:right w:val="none"/>
+            </w:tcBorders>
+          </w:tcPr>
+          <w:p>
+            <w:r>
+              <w:rPr>
+                <w:rFonts w:ascii="Adani" w:hAnsi="Adani"/>
+                <w:b w:val="0"/>
+                <w:sz w:val="20"/>
+                <w:u w:val="none"/>
+              </w:rPr>
+              <w:t>Surekha Shah, Priti Shah, Sharmishta Sanghavi, Smt. Surekha Shah, Smt. Priti Shah, Smt. Sharmishta Sanghavi</w:t>
+            </w:r>
+          </w:p>
+        </w:tc>
+      </w:tr>
+    </w:tbl>
     <w:p/>
     <w:p>
       <w:pPr>
@@ -3364,7 +3167,7 @@
                 <w:sz w:val="18"/>
                 <w:u w:val="none"/>
               </w:rPr>
-              <w:t>Date:   07th May, 2026</w:t>
+              <w:t>Date:   15th May, 2026</w:t>
             </w:r>
           </w:p>
         </w:tc>
@@ -3525,7 +3328,7 @@
           <w:sz w:val="20"/>
           <w:u w:val="none"/>
         </w:rPr>
-        <w:t>07th May, 2026</w:t>
+        <w:t>15th May, 2026</w:t>
       </w:r>
     </w:p>
     <w:p>
@@ -3630,21 +3433,6 @@
           <w:sz w:val="20"/>
           <w:u w:val="none"/>
         </w:rPr>
-        <w:t>ADANI GAS HOLDINGS LIMITED</w:t>
-      </w:r>
-    </w:p>
-    <w:p>
-      <w:pPr>
-        <w:spacing w:before="0" w:after="20"/>
-        <w:jc w:val="left"/>
-      </w:pPr>
-      <w:r>
-        <w:rPr>
-          <w:rFonts w:ascii="Adani" w:hAnsi="Adani"/>
-          <w:b/>
-          <w:sz w:val="20"/>
-          <w:u w:val="none"/>
-        </w:rPr>
         <w:t>ADANI ENERGY SOLUTIONS LIMITED</w:t>
       </w:r>
     </w:p>
@@ -3661,21 +3449,6 @@
           <w:u w:val="none"/>
         </w:rPr>
         <w:t>ADANI GREEN ENERGY LIMITED</w:t>
-      </w:r>
-    </w:p>
-    <w:p>
-      <w:pPr>
-        <w:spacing w:before="0" w:after="20"/>
-        <w:jc w:val="left"/>
-      </w:pPr>
-      <w:r>
-        <w:rPr>
-          <w:rFonts w:ascii="Adani" w:hAnsi="Adani"/>
-          <w:b/>
-          <w:sz w:val="20"/>
-          <w:u w:val="none"/>
-        </w:rPr>
-        <w:t>ADANI GREEN ENERGY (TAMILNADU) LIMITED</w:t>
       </w:r>
     </w:p>
     <w:p>
@@ -3871,21 +3644,6 @@
           <w:sz w:val="20"/>
           <w:u w:val="none"/>
         </w:rPr>
-        <w:t>ADANI GAS HOLDINGS LIMITED</w:t>
-      </w:r>
-    </w:p>
-    <w:p>
-      <w:pPr>
-        <w:spacing w:before="0" w:after="20"/>
-        <w:jc w:val="left"/>
-      </w:pPr>
-      <w:r>
-        <w:rPr>
-          <w:rFonts w:ascii="Adani" w:hAnsi="Adani"/>
-          <w:b w:val="0"/>
-          <w:sz w:val="20"/>
-          <w:u w:val="none"/>
-        </w:rPr>
         <w:t>ADANI ENERGY SOLUTIONS LIMITED</w:t>
       </w:r>
     </w:p>
@@ -3902,21 +3660,6 @@
           <w:u w:val="none"/>
         </w:rPr>
         <w:t>ADANI GREEN ENERGY LIMITED</w:t>
-      </w:r>
-    </w:p>
-    <w:p>
-      <w:pPr>
-        <w:spacing w:before="0" w:after="20"/>
-        <w:jc w:val="left"/>
-      </w:pPr>
-      <w:r>
-        <w:rPr>
-          <w:rFonts w:ascii="Adani" w:hAnsi="Adani"/>
-          <w:b w:val="0"/>
-          <w:sz w:val="20"/>
-          <w:u w:val="none"/>
-        </w:rPr>
-        <w:t>ADANI GREEN ENERGY (TAMILNADU) LIMITED</w:t>
       </w:r>
     </w:p>
     <w:p>
@@ -4817,7 +4560,7 @@
                 <w:sz w:val="18"/>
                 <w:u w:val="none"/>
               </w:rPr>
-              <w:t>13</w:t>
+              <w:t>11</w:t>
             </w:r>
           </w:p>
         </w:tc>
@@ -5446,120 +5189,6 @@
                 <w:sz w:val="18"/>
                 <w:u w:val="none"/>
               </w:rPr>
-              <w:t>U11200GJ2010PLC062148</w:t>
-            </w:r>
-          </w:p>
-        </w:tc>
-        <w:tc>
-          <w:tcPr>
-            <w:tcW w:type="dxa" w:w="4252"/>
-            <w:shd w:val="clear" w:color="auto" w:fill="FFFFFF"/>
-            <w:tcBorders>
-              <w:top w:val="single" w:sz="4" w:space="0" w:color="000000"/>
-              <w:left w:val="single" w:sz="4" w:space="0" w:color="000000"/>
-              <w:bottom w:val="single" w:sz="4" w:space="0" w:color="000000"/>
-              <w:right w:val="single" w:sz="4" w:space="0" w:color="000000"/>
-            </w:tcBorders>
-            <w:vAlign w:val="center"/>
-          </w:tcPr>
-          <w:p>
-            <w:pPr>
-              <w:spacing w:before="40" w:after="40"/>
-              <w:jc w:val="left"/>
-            </w:pPr>
-            <w:r>
-              <w:rPr>
-                <w:rFonts w:ascii="Adani" w:hAnsi="Adani"/>
-                <w:b w:val="0"/>
-                <w:sz w:val="18"/>
-                <w:u w:val="none"/>
-              </w:rPr>
-              <w:t>ADANI GAS HOLDINGS LIMITED</w:t>
-            </w:r>
-          </w:p>
-        </w:tc>
-        <w:tc>
-          <w:tcPr>
-            <w:tcW w:type="dxa" w:w="1587"/>
-            <w:shd w:val="clear" w:color="auto" w:fill="FFFFFF"/>
-            <w:tcBorders>
-              <w:top w:val="single" w:sz="4" w:space="0" w:color="000000"/>
-              <w:left w:val="single" w:sz="4" w:space="0" w:color="000000"/>
-              <w:bottom w:val="single" w:sz="4" w:space="0" w:color="000000"/>
-              <w:right w:val="single" w:sz="4" w:space="0" w:color="000000"/>
-            </w:tcBorders>
-            <w:vAlign w:val="center"/>
-          </w:tcPr>
-          <w:p>
-            <w:pPr>
-              <w:spacing w:before="40" w:after="40"/>
-              <w:jc w:val="left"/>
-            </w:pPr>
-            <w:r>
-              <w:rPr>
-                <w:rFonts w:ascii="Adani" w:hAnsi="Adani"/>
-                <w:b w:val="0"/>
-                <w:sz w:val="18"/>
-                <w:u w:val="none"/>
-              </w:rPr>
-              <w:t>Director</w:t>
-            </w:r>
-          </w:p>
-        </w:tc>
-        <w:tc>
-          <w:tcPr>
-            <w:tcW w:type="dxa" w:w="1304"/>
-            <w:shd w:val="clear" w:color="auto" w:fill="FFFFFF"/>
-            <w:tcBorders>
-              <w:top w:val="single" w:sz="4" w:space="0" w:color="000000"/>
-              <w:left w:val="single" w:sz="4" w:space="0" w:color="000000"/>
-              <w:bottom w:val="single" w:sz="4" w:space="0" w:color="000000"/>
-              <w:right w:val="single" w:sz="4" w:space="0" w:color="000000"/>
-            </w:tcBorders>
-            <w:vAlign w:val="center"/>
-          </w:tcPr>
-          <w:p>
-            <w:pPr>
-              <w:spacing w:before="40" w:after="40"/>
-              <w:jc w:val="left"/>
-            </w:pPr>
-            <w:r>
-              <w:rPr>
-                <w:rFonts w:ascii="Adani" w:hAnsi="Adani"/>
-                <w:b w:val="0"/>
-                <w:sz w:val="18"/>
-                <w:u w:val="none"/>
-              </w:rPr>
-              <w:t>22/10/2018</w:t>
-            </w:r>
-          </w:p>
-        </w:tc>
-      </w:tr>
-      <w:tr>
-        <w:tc>
-          <w:tcPr>
-            <w:tcW w:type="dxa" w:w="2268"/>
-            <w:shd w:val="clear" w:color="auto" w:fill="FFFFFF"/>
-            <w:tcBorders>
-              <w:top w:val="single" w:sz="4" w:space="0" w:color="000000"/>
-              <w:left w:val="single" w:sz="4" w:space="0" w:color="000000"/>
-              <w:bottom w:val="single" w:sz="4" w:space="0" w:color="000000"/>
-              <w:right w:val="single" w:sz="4" w:space="0" w:color="000000"/>
-            </w:tcBorders>
-            <w:vAlign w:val="center"/>
-          </w:tcPr>
-          <w:p>
-            <w:pPr>
-              <w:spacing w:before="40" w:after="40"/>
-              <w:jc w:val="left"/>
-            </w:pPr>
-            <w:r>
-              <w:rPr>
-                <w:rFonts w:ascii="Adani" w:hAnsi="Adani"/>
-                <w:b w:val="0"/>
-                <w:sz w:val="18"/>
-                <w:u w:val="none"/>
-              </w:rPr>
               <w:t>L40300GJ2013PLC077803</w:t>
             </w:r>
           </w:p>
@@ -5703,120 +5332,6 @@
                 <w:u w:val="none"/>
               </w:rPr>
               <w:t>ADANI GREEN ENERGY LIMITED</w:t>
-            </w:r>
-          </w:p>
-        </w:tc>
-        <w:tc>
-          <w:tcPr>
-            <w:tcW w:type="dxa" w:w="1587"/>
-            <w:shd w:val="clear" w:color="auto" w:fill="FFFFFF"/>
-            <w:tcBorders>
-              <w:top w:val="single" w:sz="4" w:space="0" w:color="000000"/>
-              <w:left w:val="single" w:sz="4" w:space="0" w:color="000000"/>
-              <w:bottom w:val="single" w:sz="4" w:space="0" w:color="000000"/>
-              <w:right w:val="single" w:sz="4" w:space="0" w:color="000000"/>
-            </w:tcBorders>
-            <w:vAlign w:val="center"/>
-          </w:tcPr>
-          <w:p>
-            <w:pPr>
-              <w:spacing w:before="40" w:after="40"/>
-              <w:jc w:val="left"/>
-            </w:pPr>
-            <w:r>
-              <w:rPr>
-                <w:rFonts w:ascii="Adani" w:hAnsi="Adani"/>
-                <w:b w:val="0"/>
-                <w:sz w:val="18"/>
-                <w:u w:val="none"/>
-              </w:rPr>
-              <w:t>Director</w:t>
-            </w:r>
-          </w:p>
-        </w:tc>
-        <w:tc>
-          <w:tcPr>
-            <w:tcW w:type="dxa" w:w="1304"/>
-            <w:shd w:val="clear" w:color="auto" w:fill="FFFFFF"/>
-            <w:tcBorders>
-              <w:top w:val="single" w:sz="4" w:space="0" w:color="000000"/>
-              <w:left w:val="single" w:sz="4" w:space="0" w:color="000000"/>
-              <w:bottom w:val="single" w:sz="4" w:space="0" w:color="000000"/>
-              <w:right w:val="single" w:sz="4" w:space="0" w:color="000000"/>
-            </w:tcBorders>
-            <w:vAlign w:val="center"/>
-          </w:tcPr>
-          <w:p>
-            <w:pPr>
-              <w:spacing w:before="40" w:after="40"/>
-              <w:jc w:val="left"/>
-            </w:pPr>
-            <w:r>
-              <w:rPr>
-                <w:rFonts w:ascii="Adani" w:hAnsi="Adani"/>
-                <w:b w:val="0"/>
-                <w:sz w:val="18"/>
-                <w:u w:val="none"/>
-              </w:rPr>
-              <w:t>23/01/2015</w:t>
-            </w:r>
-          </w:p>
-        </w:tc>
-      </w:tr>
-      <w:tr>
-        <w:tc>
-          <w:tcPr>
-            <w:tcW w:type="dxa" w:w="2268"/>
-            <w:shd w:val="clear" w:color="auto" w:fill="FFFFFF"/>
-            <w:tcBorders>
-              <w:top w:val="single" w:sz="4" w:space="0" w:color="000000"/>
-              <w:left w:val="single" w:sz="4" w:space="0" w:color="000000"/>
-              <w:bottom w:val="single" w:sz="4" w:space="0" w:color="000000"/>
-              <w:right w:val="single" w:sz="4" w:space="0" w:color="000000"/>
-            </w:tcBorders>
-            <w:vAlign w:val="center"/>
-          </w:tcPr>
-          <w:p>
-            <w:pPr>
-              <w:spacing w:before="40" w:after="40"/>
-              <w:jc w:val="left"/>
-            </w:pPr>
-            <w:r>
-              <w:rPr>
-                <w:rFonts w:ascii="Adani" w:hAnsi="Adani"/>
-                <w:b w:val="0"/>
-                <w:sz w:val="18"/>
-                <w:u w:val="none"/>
-              </w:rPr>
-              <w:t>U40300GJ2015PLC082578</w:t>
-            </w:r>
-          </w:p>
-        </w:tc>
-        <w:tc>
-          <w:tcPr>
-            <w:tcW w:type="dxa" w:w="4252"/>
-            <w:shd w:val="clear" w:color="auto" w:fill="FFFFFF"/>
-            <w:tcBorders>
-              <w:top w:val="single" w:sz="4" w:space="0" w:color="000000"/>
-              <w:left w:val="single" w:sz="4" w:space="0" w:color="000000"/>
-              <w:bottom w:val="single" w:sz="4" w:space="0" w:color="000000"/>
-              <w:right w:val="single" w:sz="4" w:space="0" w:color="000000"/>
-            </w:tcBorders>
-            <w:vAlign w:val="center"/>
-          </w:tcPr>
-          <w:p>
-            <w:pPr>
-              <w:spacing w:before="40" w:after="40"/>
-              <w:jc w:val="left"/>
-            </w:pPr>
-            <w:r>
-              <w:rPr>
-                <w:rFonts w:ascii="Adani" w:hAnsi="Adani"/>
-                <w:b w:val="0"/>
-                <w:sz w:val="18"/>
-                <w:u w:val="none"/>
-              </w:rPr>
-              <w:t>ADANI GREEN ENERGY (TAMILNADU) LIMITED</w:t>
             </w:r>
           </w:p>
         </w:tc>

--- a/Backend/Director_Disclosure/Output_Disclosures/2024-25/ADANI_FOUNDATION/MBP-1/MBP1_GAUTAM_SHANTILAL_ADANI_00006273.docx
+++ b/Backend/Director_Disclosure/Output_Disclosures/2024-25/ADANI_FOUNDATION/MBP-1/MBP1_GAUTAM_SHANTILAL_ADANI_00006273.docx
@@ -2130,7 +2130,7 @@
                 <w:sz w:val="18"/>
                 <w:u w:val="none"/>
               </w:rPr>
-              <w:t>Date:   15th May, 2026</w:t>
+              <w:t>Date:   27th May, 2026</w:t>
             </w:r>
           </w:p>
         </w:tc>
@@ -3167,7 +3167,7 @@
                 <w:sz w:val="18"/>
                 <w:u w:val="none"/>
               </w:rPr>
-              <w:t>Date:   15th May, 2026</w:t>
+              <w:t>Date:   27th May, 2026</w:t>
             </w:r>
           </w:p>
         </w:tc>
@@ -3328,7 +3328,7 @@
           <w:sz w:val="20"/>
           <w:u w:val="none"/>
         </w:rPr>
-        <w:t>15th May, 2026</w:t>
+        <w:t>27th May, 2026</w:t>
       </w:r>
     </w:p>
     <w:p>

--- a/Backend/Director_Disclosure/Output_Disclosures/2024-25/ADANI_FOUNDATION/MBP-1/MBP1_GAUTAM_SHANTILAL_ADANI_00006273.docx
+++ b/Backend/Director_Disclosure/Output_Disclosures/2024-25/ADANI_FOUNDATION/MBP-1/MBP1_GAUTAM_SHANTILAL_ADANI_00006273.docx
@@ -389,6 +389,290 @@
                 <w:sz w:val="18"/>
                 <w:u w:val="none"/>
               </w:rPr>
+              <w:t>ADANI PORTS AND SPECIAL ECONOMIC ZONE LIMITED</w:t>
+            </w:r>
+          </w:p>
+        </w:tc>
+        <w:tc>
+          <w:tcPr>
+            <w:tcW w:type="dxa" w:w="1814"/>
+            <w:shd w:val="clear" w:color="auto" w:fill="FFFFFF"/>
+            <w:tcBorders>
+              <w:top w:val="single" w:sz="4" w:space="0" w:color="000000"/>
+              <w:left w:val="single" w:sz="4" w:space="0" w:color="000000"/>
+              <w:bottom w:val="single" w:sz="4" w:space="0" w:color="000000"/>
+              <w:right w:val="single" w:sz="4" w:space="0" w:color="000000"/>
+            </w:tcBorders>
+            <w:vAlign w:val="center"/>
+          </w:tcPr>
+          <w:p>
+            <w:pPr>
+              <w:spacing w:before="40" w:after="40"/>
+              <w:jc w:val="left"/>
+            </w:pPr>
+            <w:r>
+              <w:rPr>
+                <w:rFonts w:ascii="Adani" w:hAnsi="Adani"/>
+                <w:b w:val="0"/>
+                <w:sz w:val="18"/>
+                <w:u w:val="none"/>
+              </w:rPr>
+              <w:t>Director</w:t>
+            </w:r>
+          </w:p>
+        </w:tc>
+        <w:tc>
+          <w:tcPr>
+            <w:tcW w:type="dxa" w:w="1020"/>
+            <w:shd w:val="clear" w:color="auto" w:fill="FFFFFF"/>
+            <w:tcBorders>
+              <w:top w:val="single" w:sz="4" w:space="0" w:color="000000"/>
+              <w:left w:val="single" w:sz="4" w:space="0" w:color="000000"/>
+              <w:bottom w:val="single" w:sz="4" w:space="0" w:color="000000"/>
+              <w:right w:val="single" w:sz="4" w:space="0" w:color="000000"/>
+            </w:tcBorders>
+            <w:vAlign w:val="center"/>
+          </w:tcPr>
+          <w:p>
+            <w:pPr>
+              <w:spacing w:before="40" w:after="40"/>
+              <w:jc w:val="left"/>
+            </w:pPr>
+            <w:r>
+              <w:rPr>
+                <w:rFonts w:ascii="Adani" w:hAnsi="Adani"/>
+                <w:b w:val="0"/>
+                <w:sz w:val="18"/>
+                <w:u w:val="none"/>
+              </w:rPr>
+              <w:t>NIL</w:t>
+            </w:r>
+          </w:p>
+        </w:tc>
+        <w:tc>
+          <w:tcPr>
+            <w:tcW w:type="dxa" w:w="1247"/>
+            <w:shd w:val="clear" w:color="auto" w:fill="FFFFFF"/>
+            <w:tcBorders>
+              <w:top w:val="single" w:sz="4" w:space="0" w:color="000000"/>
+              <w:left w:val="single" w:sz="4" w:space="0" w:color="000000"/>
+              <w:bottom w:val="single" w:sz="4" w:space="0" w:color="000000"/>
+              <w:right w:val="single" w:sz="4" w:space="0" w:color="000000"/>
+            </w:tcBorders>
+            <w:vAlign w:val="center"/>
+          </w:tcPr>
+          <w:p>
+            <w:pPr>
+              <w:spacing w:before="40" w:after="40"/>
+              <w:jc w:val="left"/>
+            </w:pPr>
+            <w:r>
+              <w:rPr>
+                <w:rFonts w:ascii="Adani" w:hAnsi="Adani"/>
+                <w:b w:val="0"/>
+                <w:sz w:val="18"/>
+                <w:u w:val="none"/>
+              </w:rPr>
+              <w:t>05/08/2025</w:t>
+            </w:r>
+          </w:p>
+        </w:tc>
+      </w:tr>
+      <w:tr>
+        <w:tc>
+          <w:tcPr>
+            <w:tcW w:type="dxa" w:w="680"/>
+            <w:shd w:val="clear" w:color="auto" w:fill="FFFFFF"/>
+            <w:tcBorders>
+              <w:top w:val="single" w:sz="4" w:space="0" w:color="000000"/>
+              <w:left w:val="single" w:sz="4" w:space="0" w:color="000000"/>
+              <w:bottom w:val="single" w:sz="4" w:space="0" w:color="000000"/>
+              <w:right w:val="single" w:sz="4" w:space="0" w:color="000000"/>
+            </w:tcBorders>
+            <w:vAlign w:val="center"/>
+          </w:tcPr>
+          <w:p>
+            <w:pPr>
+              <w:spacing w:before="40" w:after="40"/>
+              <w:jc w:val="left"/>
+            </w:pPr>
+            <w:r>
+              <w:rPr>
+                <w:rFonts w:ascii="Adani" w:hAnsi="Adani"/>
+                <w:b w:val="0"/>
+                <w:sz w:val="18"/>
+                <w:u w:val="none"/>
+              </w:rPr>
+              <w:t>2</w:t>
+            </w:r>
+          </w:p>
+        </w:tc>
+        <w:tc>
+          <w:tcPr>
+            <w:tcW w:type="dxa" w:w="3969"/>
+            <w:shd w:val="clear" w:color="auto" w:fill="FFFFFF"/>
+            <w:tcBorders>
+              <w:top w:val="single" w:sz="4" w:space="0" w:color="000000"/>
+              <w:left w:val="single" w:sz="4" w:space="0" w:color="000000"/>
+              <w:bottom w:val="single" w:sz="4" w:space="0" w:color="000000"/>
+              <w:right w:val="single" w:sz="4" w:space="0" w:color="000000"/>
+            </w:tcBorders>
+            <w:vAlign w:val="center"/>
+          </w:tcPr>
+          <w:p>
+            <w:pPr>
+              <w:spacing w:before="40" w:after="40"/>
+              <w:jc w:val="left"/>
+            </w:pPr>
+            <w:r>
+              <w:rPr>
+                <w:rFonts w:ascii="Adani" w:hAnsi="Adani"/>
+                <w:b w:val="0"/>
+                <w:sz w:val="18"/>
+                <w:u w:val="none"/>
+              </w:rPr>
+              <w:t>ADANI INFRA (INDIA) LIMITED</w:t>
+            </w:r>
+          </w:p>
+        </w:tc>
+        <w:tc>
+          <w:tcPr>
+            <w:tcW w:type="dxa" w:w="1814"/>
+            <w:shd w:val="clear" w:color="auto" w:fill="FFFFFF"/>
+            <w:tcBorders>
+              <w:top w:val="single" w:sz="4" w:space="0" w:color="000000"/>
+              <w:left w:val="single" w:sz="4" w:space="0" w:color="000000"/>
+              <w:bottom w:val="single" w:sz="4" w:space="0" w:color="000000"/>
+              <w:right w:val="single" w:sz="4" w:space="0" w:color="000000"/>
+            </w:tcBorders>
+            <w:vAlign w:val="center"/>
+          </w:tcPr>
+          <w:p>
+            <w:pPr>
+              <w:spacing w:before="40" w:after="40"/>
+              <w:jc w:val="left"/>
+            </w:pPr>
+            <w:r>
+              <w:rPr>
+                <w:rFonts w:ascii="Adani" w:hAnsi="Adani"/>
+                <w:b w:val="0"/>
+                <w:sz w:val="18"/>
+                <w:u w:val="none"/>
+              </w:rPr>
+              <w:t>Director</w:t>
+            </w:r>
+          </w:p>
+        </w:tc>
+        <w:tc>
+          <w:tcPr>
+            <w:tcW w:type="dxa" w:w="1020"/>
+            <w:shd w:val="clear" w:color="auto" w:fill="FFFFFF"/>
+            <w:tcBorders>
+              <w:top w:val="single" w:sz="4" w:space="0" w:color="000000"/>
+              <w:left w:val="single" w:sz="4" w:space="0" w:color="000000"/>
+              <w:bottom w:val="single" w:sz="4" w:space="0" w:color="000000"/>
+              <w:right w:val="single" w:sz="4" w:space="0" w:color="000000"/>
+            </w:tcBorders>
+            <w:vAlign w:val="center"/>
+          </w:tcPr>
+          <w:p>
+            <w:pPr>
+              <w:spacing w:before="40" w:after="40"/>
+              <w:jc w:val="left"/>
+            </w:pPr>
+            <w:r>
+              <w:rPr>
+                <w:rFonts w:ascii="Adani" w:hAnsi="Adani"/>
+                <w:b w:val="0"/>
+                <w:sz w:val="18"/>
+                <w:u w:val="none"/>
+              </w:rPr>
+              <w:t>NIL</w:t>
+            </w:r>
+          </w:p>
+        </w:tc>
+        <w:tc>
+          <w:tcPr>
+            <w:tcW w:type="dxa" w:w="1247"/>
+            <w:shd w:val="clear" w:color="auto" w:fill="FFFFFF"/>
+            <w:tcBorders>
+              <w:top w:val="single" w:sz="4" w:space="0" w:color="000000"/>
+              <w:left w:val="single" w:sz="4" w:space="0" w:color="000000"/>
+              <w:bottom w:val="single" w:sz="4" w:space="0" w:color="000000"/>
+              <w:right w:val="single" w:sz="4" w:space="0" w:color="000000"/>
+            </w:tcBorders>
+            <w:vAlign w:val="center"/>
+          </w:tcPr>
+          <w:p>
+            <w:pPr>
+              <w:spacing w:before="40" w:after="40"/>
+              <w:jc w:val="left"/>
+            </w:pPr>
+            <w:r>
+              <w:rPr>
+                <w:rFonts w:ascii="Adani" w:hAnsi="Adani"/>
+                <w:b w:val="0"/>
+                <w:sz w:val="18"/>
+                <w:u w:val="none"/>
+              </w:rPr>
+              <w:t>26/06/2025</w:t>
+            </w:r>
+          </w:p>
+        </w:tc>
+      </w:tr>
+      <w:tr>
+        <w:tc>
+          <w:tcPr>
+            <w:tcW w:type="dxa" w:w="680"/>
+            <w:shd w:val="clear" w:color="auto" w:fill="FFFFFF"/>
+            <w:tcBorders>
+              <w:top w:val="single" w:sz="4" w:space="0" w:color="000000"/>
+              <w:left w:val="single" w:sz="4" w:space="0" w:color="000000"/>
+              <w:bottom w:val="single" w:sz="4" w:space="0" w:color="000000"/>
+              <w:right w:val="single" w:sz="4" w:space="0" w:color="000000"/>
+            </w:tcBorders>
+            <w:vAlign w:val="center"/>
+          </w:tcPr>
+          <w:p>
+            <w:pPr>
+              <w:spacing w:before="40" w:after="40"/>
+              <w:jc w:val="left"/>
+            </w:pPr>
+            <w:r>
+              <w:rPr>
+                <w:rFonts w:ascii="Adani" w:hAnsi="Adani"/>
+                <w:b w:val="0"/>
+                <w:sz w:val="18"/>
+                <w:u w:val="none"/>
+              </w:rPr>
+              <w:t>3</w:t>
+            </w:r>
+          </w:p>
+        </w:tc>
+        <w:tc>
+          <w:tcPr>
+            <w:tcW w:type="dxa" w:w="3969"/>
+            <w:shd w:val="clear" w:color="auto" w:fill="FFFFFF"/>
+            <w:tcBorders>
+              <w:top w:val="single" w:sz="4" w:space="0" w:color="000000"/>
+              <w:left w:val="single" w:sz="4" w:space="0" w:color="000000"/>
+              <w:bottom w:val="single" w:sz="4" w:space="0" w:color="000000"/>
+              <w:right w:val="single" w:sz="4" w:space="0" w:color="000000"/>
+            </w:tcBorders>
+            <w:vAlign w:val="center"/>
+          </w:tcPr>
+          <w:p>
+            <w:pPr>
+              <w:spacing w:before="40" w:after="40"/>
+              <w:jc w:val="left"/>
+            </w:pPr>
+            <w:r>
+              <w:rPr>
+                <w:rFonts w:ascii="Adani" w:hAnsi="Adani"/>
+                <w:b w:val="0"/>
+                <w:sz w:val="18"/>
+                <w:u w:val="none"/>
+              </w:rPr>
               <w:t>ADANI FOUNDATION</w:t>
             </w:r>
           </w:p>
@@ -503,149 +787,7 @@
                 <w:sz w:val="18"/>
                 <w:u w:val="none"/>
               </w:rPr>
-              <w:t>2</w:t>
-            </w:r>
-          </w:p>
-        </w:tc>
-        <w:tc>
-          <w:tcPr>
-            <w:tcW w:type="dxa" w:w="3969"/>
-            <w:shd w:val="clear" w:color="auto" w:fill="FFFFFF"/>
-            <w:tcBorders>
-              <w:top w:val="single" w:sz="4" w:space="0" w:color="000000"/>
-              <w:left w:val="single" w:sz="4" w:space="0" w:color="000000"/>
-              <w:bottom w:val="single" w:sz="4" w:space="0" w:color="000000"/>
-              <w:right w:val="single" w:sz="4" w:space="0" w:color="000000"/>
-            </w:tcBorders>
-            <w:vAlign w:val="center"/>
-          </w:tcPr>
-          <w:p>
-            <w:pPr>
-              <w:spacing w:before="40" w:after="40"/>
-              <w:jc w:val="left"/>
-            </w:pPr>
-            <w:r>
-              <w:rPr>
-                <w:rFonts w:ascii="Adani" w:hAnsi="Adani"/>
-                <w:b w:val="0"/>
-                <w:sz w:val="18"/>
-                <w:u w:val="none"/>
-              </w:rPr>
-              <w:t>ADANI INFRA (INDIA) LIMITED</w:t>
-            </w:r>
-          </w:p>
-        </w:tc>
-        <w:tc>
-          <w:tcPr>
-            <w:tcW w:type="dxa" w:w="1814"/>
-            <w:shd w:val="clear" w:color="auto" w:fill="FFFFFF"/>
-            <w:tcBorders>
-              <w:top w:val="single" w:sz="4" w:space="0" w:color="000000"/>
-              <w:left w:val="single" w:sz="4" w:space="0" w:color="000000"/>
-              <w:bottom w:val="single" w:sz="4" w:space="0" w:color="000000"/>
-              <w:right w:val="single" w:sz="4" w:space="0" w:color="000000"/>
-            </w:tcBorders>
-            <w:vAlign w:val="center"/>
-          </w:tcPr>
-          <w:p>
-            <w:pPr>
-              <w:spacing w:before="40" w:after="40"/>
-              <w:jc w:val="left"/>
-            </w:pPr>
-            <w:r>
-              <w:rPr>
-                <w:rFonts w:ascii="Adani" w:hAnsi="Adani"/>
-                <w:b w:val="0"/>
-                <w:sz w:val="18"/>
-                <w:u w:val="none"/>
-              </w:rPr>
-              <w:t>Additional Director</w:t>
-            </w:r>
-          </w:p>
-        </w:tc>
-        <w:tc>
-          <w:tcPr>
-            <w:tcW w:type="dxa" w:w="1020"/>
-            <w:shd w:val="clear" w:color="auto" w:fill="FFFFFF"/>
-            <w:tcBorders>
-              <w:top w:val="single" w:sz="4" w:space="0" w:color="000000"/>
-              <w:left w:val="single" w:sz="4" w:space="0" w:color="000000"/>
-              <w:bottom w:val="single" w:sz="4" w:space="0" w:color="000000"/>
-              <w:right w:val="single" w:sz="4" w:space="0" w:color="000000"/>
-            </w:tcBorders>
-            <w:vAlign w:val="center"/>
-          </w:tcPr>
-          <w:p>
-            <w:pPr>
-              <w:spacing w:before="40" w:after="40"/>
-              <w:jc w:val="left"/>
-            </w:pPr>
-            <w:r>
-              <w:rPr>
-                <w:rFonts w:ascii="Adani" w:hAnsi="Adani"/>
-                <w:b w:val="0"/>
-                <w:sz w:val="18"/>
-                <w:u w:val="none"/>
-              </w:rPr>
-              <w:t>NIL</w:t>
-            </w:r>
-          </w:p>
-        </w:tc>
-        <w:tc>
-          <w:tcPr>
-            <w:tcW w:type="dxa" w:w="1247"/>
-            <w:shd w:val="clear" w:color="auto" w:fill="FFFFFF"/>
-            <w:tcBorders>
-              <w:top w:val="single" w:sz="4" w:space="0" w:color="000000"/>
-              <w:left w:val="single" w:sz="4" w:space="0" w:color="000000"/>
-              <w:bottom w:val="single" w:sz="4" w:space="0" w:color="000000"/>
-              <w:right w:val="single" w:sz="4" w:space="0" w:color="000000"/>
-            </w:tcBorders>
-            <w:vAlign w:val="center"/>
-          </w:tcPr>
-          <w:p>
-            <w:pPr>
-              <w:spacing w:before="40" w:after="40"/>
-              <w:jc w:val="left"/>
-            </w:pPr>
-            <w:r>
-              <w:rPr>
-                <w:rFonts w:ascii="Adani" w:hAnsi="Adani"/>
-                <w:b w:val="0"/>
-                <w:sz w:val="18"/>
-                <w:u w:val="none"/>
-              </w:rPr>
-              <w:t>19/12/2024</w:t>
-            </w:r>
-          </w:p>
-        </w:tc>
-      </w:tr>
-      <w:tr>
-        <w:tc>
-          <w:tcPr>
-            <w:tcW w:type="dxa" w:w="680"/>
-            <w:shd w:val="clear" w:color="auto" w:fill="FFFFFF"/>
-            <w:tcBorders>
-              <w:top w:val="single" w:sz="4" w:space="0" w:color="000000"/>
-              <w:left w:val="single" w:sz="4" w:space="0" w:color="000000"/>
-              <w:bottom w:val="single" w:sz="4" w:space="0" w:color="000000"/>
-              <w:right w:val="single" w:sz="4" w:space="0" w:color="000000"/>
-            </w:tcBorders>
-            <w:vAlign w:val="center"/>
-          </w:tcPr>
-          <w:p>
-            <w:pPr>
-              <w:spacing w:before="40" w:after="40"/>
-              <w:jc w:val="left"/>
-            </w:pPr>
-            <w:r>
-              <w:rPr>
-                <w:rFonts w:ascii="Adani" w:hAnsi="Adani"/>
-                <w:b w:val="0"/>
-                <w:sz w:val="18"/>
-                <w:u w:val="none"/>
-              </w:rPr>
-              <w:t>3</w:t>
+              <w:t>4</w:t>
             </w:r>
           </w:p>
         </w:tc>
@@ -787,7 +929,7 @@
                 <w:sz w:val="18"/>
                 <w:u w:val="none"/>
               </w:rPr>
-              <w:t>4</w:t>
+              <w:t>5</w:t>
             </w:r>
           </w:p>
         </w:tc>
@@ -929,7 +1071,149 @@
                 <w:sz w:val="18"/>
                 <w:u w:val="none"/>
               </w:rPr>
-              <w:t>5</w:t>
+              <w:t>6</w:t>
+            </w:r>
+          </w:p>
+        </w:tc>
+        <w:tc>
+          <w:tcPr>
+            <w:tcW w:type="dxa" w:w="3969"/>
+            <w:shd w:val="clear" w:color="auto" w:fill="FFFFFF"/>
+            <w:tcBorders>
+              <w:top w:val="single" w:sz="4" w:space="0" w:color="000000"/>
+              <w:left w:val="single" w:sz="4" w:space="0" w:color="000000"/>
+              <w:bottom w:val="single" w:sz="4" w:space="0" w:color="000000"/>
+              <w:right w:val="single" w:sz="4" w:space="0" w:color="000000"/>
+            </w:tcBorders>
+            <w:vAlign w:val="center"/>
+          </w:tcPr>
+          <w:p>
+            <w:pPr>
+              <w:spacing w:before="40" w:after="40"/>
+              <w:jc w:val="left"/>
+            </w:pPr>
+            <w:r>
+              <w:rPr>
+                <w:rFonts w:ascii="Adani" w:hAnsi="Adani"/>
+                <w:b w:val="0"/>
+                <w:sz w:val="18"/>
+                <w:u w:val="none"/>
+              </w:rPr>
+              <w:t>ADANI ENTERPRISES LIMITED</w:t>
+            </w:r>
+          </w:p>
+        </w:tc>
+        <w:tc>
+          <w:tcPr>
+            <w:tcW w:type="dxa" w:w="1814"/>
+            <w:shd w:val="clear" w:color="auto" w:fill="FFFFFF"/>
+            <w:tcBorders>
+              <w:top w:val="single" w:sz="4" w:space="0" w:color="000000"/>
+              <w:left w:val="single" w:sz="4" w:space="0" w:color="000000"/>
+              <w:bottom w:val="single" w:sz="4" w:space="0" w:color="000000"/>
+              <w:right w:val="single" w:sz="4" w:space="0" w:color="000000"/>
+            </w:tcBorders>
+            <w:vAlign w:val="center"/>
+          </w:tcPr>
+          <w:p>
+            <w:pPr>
+              <w:spacing w:before="40" w:after="40"/>
+              <w:jc w:val="left"/>
+            </w:pPr>
+            <w:r>
+              <w:rPr>
+                <w:rFonts w:ascii="Adani" w:hAnsi="Adani"/>
+                <w:b w:val="0"/>
+                <w:sz w:val="18"/>
+                <w:u w:val="none"/>
+              </w:rPr>
+              <w:t>Whole-time director</w:t>
+            </w:r>
+          </w:p>
+        </w:tc>
+        <w:tc>
+          <w:tcPr>
+            <w:tcW w:type="dxa" w:w="1020"/>
+            <w:shd w:val="clear" w:color="auto" w:fill="FFFFFF"/>
+            <w:tcBorders>
+              <w:top w:val="single" w:sz="4" w:space="0" w:color="000000"/>
+              <w:left w:val="single" w:sz="4" w:space="0" w:color="000000"/>
+              <w:bottom w:val="single" w:sz="4" w:space="0" w:color="000000"/>
+              <w:right w:val="single" w:sz="4" w:space="0" w:color="000000"/>
+            </w:tcBorders>
+            <w:vAlign w:val="center"/>
+          </w:tcPr>
+          <w:p>
+            <w:pPr>
+              <w:spacing w:before="40" w:after="40"/>
+              <w:jc w:val="left"/>
+            </w:pPr>
+            <w:r>
+              <w:rPr>
+                <w:rFonts w:ascii="Adani" w:hAnsi="Adani"/>
+                <w:b w:val="0"/>
+                <w:sz w:val="18"/>
+                <w:u w:val="none"/>
+              </w:rPr>
+              <w:t>NIL</w:t>
+            </w:r>
+          </w:p>
+        </w:tc>
+        <w:tc>
+          <w:tcPr>
+            <w:tcW w:type="dxa" w:w="1247"/>
+            <w:shd w:val="clear" w:color="auto" w:fill="FFFFFF"/>
+            <w:tcBorders>
+              <w:top w:val="single" w:sz="4" w:space="0" w:color="000000"/>
+              <w:left w:val="single" w:sz="4" w:space="0" w:color="000000"/>
+              <w:bottom w:val="single" w:sz="4" w:space="0" w:color="000000"/>
+              <w:right w:val="single" w:sz="4" w:space="0" w:color="000000"/>
+            </w:tcBorders>
+            <w:vAlign w:val="center"/>
+          </w:tcPr>
+          <w:p>
+            <w:pPr>
+              <w:spacing w:before="40" w:after="40"/>
+              <w:jc w:val="left"/>
+            </w:pPr>
+            <w:r>
+              <w:rPr>
+                <w:rFonts w:ascii="Adani" w:hAnsi="Adani"/>
+                <w:b w:val="0"/>
+                <w:sz w:val="18"/>
+                <w:u w:val="none"/>
+              </w:rPr>
+              <w:t>07/08/2018</w:t>
+            </w:r>
+          </w:p>
+        </w:tc>
+      </w:tr>
+      <w:tr>
+        <w:tc>
+          <w:tcPr>
+            <w:tcW w:type="dxa" w:w="680"/>
+            <w:shd w:val="clear" w:color="auto" w:fill="FFFFFF"/>
+            <w:tcBorders>
+              <w:top w:val="single" w:sz="4" w:space="0" w:color="000000"/>
+              <w:left w:val="single" w:sz="4" w:space="0" w:color="000000"/>
+              <w:bottom w:val="single" w:sz="4" w:space="0" w:color="000000"/>
+              <w:right w:val="single" w:sz="4" w:space="0" w:color="000000"/>
+            </w:tcBorders>
+            <w:vAlign w:val="center"/>
+          </w:tcPr>
+          <w:p>
+            <w:pPr>
+              <w:spacing w:before="40" w:after="40"/>
+              <w:jc w:val="left"/>
+            </w:pPr>
+            <w:r>
+              <w:rPr>
+                <w:rFonts w:ascii="Adani" w:hAnsi="Adani"/>
+                <w:b w:val="0"/>
+                <w:sz w:val="18"/>
+                <w:u w:val="none"/>
+              </w:rPr>
+              <w:t>7</w:t>
             </w:r>
           </w:p>
         </w:tc>
@@ -1071,7 +1355,7 @@
                 <w:sz w:val="18"/>
                 <w:u w:val="none"/>
               </w:rPr>
-              <w:t>6</w:t>
+              <w:t>8</w:t>
             </w:r>
           </w:p>
         </w:tc>
@@ -1213,7 +1497,7 @@
                 <w:sz w:val="18"/>
                 <w:u w:val="none"/>
               </w:rPr>
-              <w:t>7</w:t>
+              <w:t>9</w:t>
             </w:r>
           </w:p>
         </w:tc>
@@ -1355,149 +1639,7 @@
                 <w:sz w:val="18"/>
                 <w:u w:val="none"/>
               </w:rPr>
-              <w:t>8</w:t>
-            </w:r>
-          </w:p>
-        </w:tc>
-        <w:tc>
-          <w:tcPr>
-            <w:tcW w:type="dxa" w:w="3969"/>
-            <w:shd w:val="clear" w:color="auto" w:fill="FFFFFF"/>
-            <w:tcBorders>
-              <w:top w:val="single" w:sz="4" w:space="0" w:color="000000"/>
-              <w:left w:val="single" w:sz="4" w:space="0" w:color="000000"/>
-              <w:bottom w:val="single" w:sz="4" w:space="0" w:color="000000"/>
-              <w:right w:val="single" w:sz="4" w:space="0" w:color="000000"/>
-            </w:tcBorders>
-            <w:vAlign w:val="center"/>
-          </w:tcPr>
-          <w:p>
-            <w:pPr>
-              <w:spacing w:before="40" w:after="40"/>
-              <w:jc w:val="left"/>
-            </w:pPr>
-            <w:r>
-              <w:rPr>
-                <w:rFonts w:ascii="Adani" w:hAnsi="Adani"/>
-                <w:b w:val="0"/>
-                <w:sz w:val="18"/>
-                <w:u w:val="none"/>
-              </w:rPr>
-              <w:t>ADANI PORTS AND SPECIAL ECONOMIC ZONE LIMITED</w:t>
-            </w:r>
-          </w:p>
-        </w:tc>
-        <w:tc>
-          <w:tcPr>
-            <w:tcW w:type="dxa" w:w="1814"/>
-            <w:shd w:val="clear" w:color="auto" w:fill="FFFFFF"/>
-            <w:tcBorders>
-              <w:top w:val="single" w:sz="4" w:space="0" w:color="000000"/>
-              <w:left w:val="single" w:sz="4" w:space="0" w:color="000000"/>
-              <w:bottom w:val="single" w:sz="4" w:space="0" w:color="000000"/>
-              <w:right w:val="single" w:sz="4" w:space="0" w:color="000000"/>
-            </w:tcBorders>
-            <w:vAlign w:val="center"/>
-          </w:tcPr>
-          <w:p>
-            <w:pPr>
-              <w:spacing w:before="40" w:after="40"/>
-              <w:jc w:val="left"/>
-            </w:pPr>
-            <w:r>
-              <w:rPr>
-                <w:rFonts w:ascii="Adani" w:hAnsi="Adani"/>
-                <w:b w:val="0"/>
-                <w:sz w:val="18"/>
-                <w:u w:val="none"/>
-              </w:rPr>
-              <w:t>Managing Director</w:t>
-            </w:r>
-          </w:p>
-        </w:tc>
-        <w:tc>
-          <w:tcPr>
-            <w:tcW w:type="dxa" w:w="1020"/>
-            <w:shd w:val="clear" w:color="auto" w:fill="FFFFFF"/>
-            <w:tcBorders>
-              <w:top w:val="single" w:sz="4" w:space="0" w:color="000000"/>
-              <w:left w:val="single" w:sz="4" w:space="0" w:color="000000"/>
-              <w:bottom w:val="single" w:sz="4" w:space="0" w:color="000000"/>
-              <w:right w:val="single" w:sz="4" w:space="0" w:color="000000"/>
-            </w:tcBorders>
-            <w:vAlign w:val="center"/>
-          </w:tcPr>
-          <w:p>
-            <w:pPr>
-              <w:spacing w:before="40" w:after="40"/>
-              <w:jc w:val="left"/>
-            </w:pPr>
-            <w:r>
-              <w:rPr>
-                <w:rFonts w:ascii="Adani" w:hAnsi="Adani"/>
-                <w:b w:val="0"/>
-                <w:sz w:val="18"/>
-                <w:u w:val="none"/>
-              </w:rPr>
-              <w:t>NIL</w:t>
-            </w:r>
-          </w:p>
-        </w:tc>
-        <w:tc>
-          <w:tcPr>
-            <w:tcW w:type="dxa" w:w="1247"/>
-            <w:shd w:val="clear" w:color="auto" w:fill="FFFFFF"/>
-            <w:tcBorders>
-              <w:top w:val="single" w:sz="4" w:space="0" w:color="000000"/>
-              <w:left w:val="single" w:sz="4" w:space="0" w:color="000000"/>
-              <w:bottom w:val="single" w:sz="4" w:space="0" w:color="000000"/>
-              <w:right w:val="single" w:sz="4" w:space="0" w:color="000000"/>
-            </w:tcBorders>
-            <w:vAlign w:val="center"/>
-          </w:tcPr>
-          <w:p>
-            <w:pPr>
-              <w:spacing w:before="40" w:after="40"/>
-              <w:jc w:val="left"/>
-            </w:pPr>
-            <w:r>
-              <w:rPr>
-                <w:rFonts w:ascii="Adani" w:hAnsi="Adani"/>
-                <w:b w:val="0"/>
-                <w:sz w:val="18"/>
-                <w:u w:val="none"/>
-              </w:rPr>
-              <w:t>01/07/2007</w:t>
-            </w:r>
-          </w:p>
-        </w:tc>
-      </w:tr>
-      <w:tr>
-        <w:tc>
-          <w:tcPr>
-            <w:tcW w:type="dxa" w:w="680"/>
-            <w:shd w:val="clear" w:color="auto" w:fill="FFFFFF"/>
-            <w:tcBorders>
-              <w:top w:val="single" w:sz="4" w:space="0" w:color="000000"/>
-              <w:left w:val="single" w:sz="4" w:space="0" w:color="000000"/>
-              <w:bottom w:val="single" w:sz="4" w:space="0" w:color="000000"/>
-              <w:right w:val="single" w:sz="4" w:space="0" w:color="000000"/>
-            </w:tcBorders>
-            <w:vAlign w:val="center"/>
-          </w:tcPr>
-          <w:p>
-            <w:pPr>
-              <w:spacing w:before="40" w:after="40"/>
-              <w:jc w:val="left"/>
-            </w:pPr>
-            <w:r>
-              <w:rPr>
-                <w:rFonts w:ascii="Adani" w:hAnsi="Adani"/>
-                <w:b w:val="0"/>
-                <w:sz w:val="18"/>
-                <w:u w:val="none"/>
-              </w:rPr>
-              <w:t>9</w:t>
+              <w:t>10</w:t>
             </w:r>
           </w:p>
         </w:tc>
@@ -1610,290 +1752,6 @@
                 <w:u w:val="none"/>
               </w:rPr>
               <w:t>26/12/2005</w:t>
-            </w:r>
-          </w:p>
-        </w:tc>
-      </w:tr>
-      <w:tr>
-        <w:tc>
-          <w:tcPr>
-            <w:tcW w:type="dxa" w:w="680"/>
-            <w:shd w:val="clear" w:color="auto" w:fill="FFFFFF"/>
-            <w:tcBorders>
-              <w:top w:val="single" w:sz="4" w:space="0" w:color="000000"/>
-              <w:left w:val="single" w:sz="4" w:space="0" w:color="000000"/>
-              <w:bottom w:val="single" w:sz="4" w:space="0" w:color="000000"/>
-              <w:right w:val="single" w:sz="4" w:space="0" w:color="000000"/>
-            </w:tcBorders>
-            <w:vAlign w:val="center"/>
-          </w:tcPr>
-          <w:p>
-            <w:pPr>
-              <w:spacing w:before="40" w:after="40"/>
-              <w:jc w:val="left"/>
-            </w:pPr>
-            <w:r>
-              <w:rPr>
-                <w:rFonts w:ascii="Adani" w:hAnsi="Adani"/>
-                <w:b w:val="0"/>
-                <w:sz w:val="18"/>
-                <w:u w:val="none"/>
-              </w:rPr>
-              <w:t>10</w:t>
-            </w:r>
-          </w:p>
-        </w:tc>
-        <w:tc>
-          <w:tcPr>
-            <w:tcW w:type="dxa" w:w="3969"/>
-            <w:shd w:val="clear" w:color="auto" w:fill="FFFFFF"/>
-            <w:tcBorders>
-              <w:top w:val="single" w:sz="4" w:space="0" w:color="000000"/>
-              <w:left w:val="single" w:sz="4" w:space="0" w:color="000000"/>
-              <w:bottom w:val="single" w:sz="4" w:space="0" w:color="000000"/>
-              <w:right w:val="single" w:sz="4" w:space="0" w:color="000000"/>
-            </w:tcBorders>
-            <w:vAlign w:val="center"/>
-          </w:tcPr>
-          <w:p>
-            <w:pPr>
-              <w:spacing w:before="40" w:after="40"/>
-              <w:jc w:val="left"/>
-            </w:pPr>
-            <w:r>
-              <w:rPr>
-                <w:rFonts w:ascii="Adani" w:hAnsi="Adani"/>
-                <w:b w:val="0"/>
-                <w:sz w:val="18"/>
-                <w:u w:val="none"/>
-              </w:rPr>
-              <w:t>ADANI LOGISTICS LIMITED</w:t>
-            </w:r>
-          </w:p>
-        </w:tc>
-        <w:tc>
-          <w:tcPr>
-            <w:tcW w:type="dxa" w:w="1814"/>
-            <w:shd w:val="clear" w:color="auto" w:fill="FFFFFF"/>
-            <w:tcBorders>
-              <w:top w:val="single" w:sz="4" w:space="0" w:color="000000"/>
-              <w:left w:val="single" w:sz="4" w:space="0" w:color="000000"/>
-              <w:bottom w:val="single" w:sz="4" w:space="0" w:color="000000"/>
-              <w:right w:val="single" w:sz="4" w:space="0" w:color="000000"/>
-            </w:tcBorders>
-            <w:vAlign w:val="center"/>
-          </w:tcPr>
-          <w:p>
-            <w:pPr>
-              <w:spacing w:before="40" w:after="40"/>
-              <w:jc w:val="left"/>
-            </w:pPr>
-            <w:r>
-              <w:rPr>
-                <w:rFonts w:ascii="Adani" w:hAnsi="Adani"/>
-                <w:b w:val="0"/>
-                <w:sz w:val="18"/>
-                <w:u w:val="none"/>
-              </w:rPr>
-              <w:t>Director</w:t>
-            </w:r>
-          </w:p>
-        </w:tc>
-        <w:tc>
-          <w:tcPr>
-            <w:tcW w:type="dxa" w:w="1020"/>
-            <w:shd w:val="clear" w:color="auto" w:fill="FFFFFF"/>
-            <w:tcBorders>
-              <w:top w:val="single" w:sz="4" w:space="0" w:color="000000"/>
-              <w:left w:val="single" w:sz="4" w:space="0" w:color="000000"/>
-              <w:bottom w:val="single" w:sz="4" w:space="0" w:color="000000"/>
-              <w:right w:val="single" w:sz="4" w:space="0" w:color="000000"/>
-            </w:tcBorders>
-            <w:vAlign w:val="center"/>
-          </w:tcPr>
-          <w:p>
-            <w:pPr>
-              <w:spacing w:before="40" w:after="40"/>
-              <w:jc w:val="left"/>
-            </w:pPr>
-            <w:r>
-              <w:rPr>
-                <w:rFonts w:ascii="Adani" w:hAnsi="Adani"/>
-                <w:b w:val="0"/>
-                <w:sz w:val="18"/>
-                <w:u w:val="none"/>
-              </w:rPr>
-              <w:t>NIL</w:t>
-            </w:r>
-          </w:p>
-        </w:tc>
-        <w:tc>
-          <w:tcPr>
-            <w:tcW w:type="dxa" w:w="1247"/>
-            <w:shd w:val="clear" w:color="auto" w:fill="FFFFFF"/>
-            <w:tcBorders>
-              <w:top w:val="single" w:sz="4" w:space="0" w:color="000000"/>
-              <w:left w:val="single" w:sz="4" w:space="0" w:color="000000"/>
-              <w:bottom w:val="single" w:sz="4" w:space="0" w:color="000000"/>
-              <w:right w:val="single" w:sz="4" w:space="0" w:color="000000"/>
-            </w:tcBorders>
-            <w:vAlign w:val="center"/>
-          </w:tcPr>
-          <w:p>
-            <w:pPr>
-              <w:spacing w:before="40" w:after="40"/>
-              <w:jc w:val="left"/>
-            </w:pPr>
-            <w:r>
-              <w:rPr>
-                <w:rFonts w:ascii="Adani" w:hAnsi="Adani"/>
-                <w:b w:val="0"/>
-                <w:sz w:val="18"/>
-                <w:u w:val="none"/>
-              </w:rPr>
-              <w:t>28/07/2005</w:t>
-            </w:r>
-          </w:p>
-        </w:tc>
-      </w:tr>
-      <w:tr>
-        <w:tc>
-          <w:tcPr>
-            <w:tcW w:type="dxa" w:w="680"/>
-            <w:shd w:val="clear" w:color="auto" w:fill="FFFFFF"/>
-            <w:tcBorders>
-              <w:top w:val="single" w:sz="4" w:space="0" w:color="000000"/>
-              <w:left w:val="single" w:sz="4" w:space="0" w:color="000000"/>
-              <w:bottom w:val="single" w:sz="4" w:space="0" w:color="000000"/>
-              <w:right w:val="single" w:sz="4" w:space="0" w:color="000000"/>
-            </w:tcBorders>
-            <w:vAlign w:val="center"/>
-          </w:tcPr>
-          <w:p>
-            <w:pPr>
-              <w:spacing w:before="40" w:after="40"/>
-              <w:jc w:val="left"/>
-            </w:pPr>
-            <w:r>
-              <w:rPr>
-                <w:rFonts w:ascii="Adani" w:hAnsi="Adani"/>
-                <w:b w:val="0"/>
-                <w:sz w:val="18"/>
-                <w:u w:val="none"/>
-              </w:rPr>
-              <w:t>11</w:t>
-            </w:r>
-          </w:p>
-        </w:tc>
-        <w:tc>
-          <w:tcPr>
-            <w:tcW w:type="dxa" w:w="3969"/>
-            <w:shd w:val="clear" w:color="auto" w:fill="FFFFFF"/>
-            <w:tcBorders>
-              <w:top w:val="single" w:sz="4" w:space="0" w:color="000000"/>
-              <w:left w:val="single" w:sz="4" w:space="0" w:color="000000"/>
-              <w:bottom w:val="single" w:sz="4" w:space="0" w:color="000000"/>
-              <w:right w:val="single" w:sz="4" w:space="0" w:color="000000"/>
-            </w:tcBorders>
-            <w:vAlign w:val="center"/>
-          </w:tcPr>
-          <w:p>
-            <w:pPr>
-              <w:spacing w:before="40" w:after="40"/>
-              <w:jc w:val="left"/>
-            </w:pPr>
-            <w:r>
-              <w:rPr>
-                <w:rFonts w:ascii="Adani" w:hAnsi="Adani"/>
-                <w:b w:val="0"/>
-                <w:sz w:val="18"/>
-                <w:u w:val="none"/>
-              </w:rPr>
-              <w:t>ADANI ENTERPRISES LIMITED</w:t>
-            </w:r>
-          </w:p>
-        </w:tc>
-        <w:tc>
-          <w:tcPr>
-            <w:tcW w:type="dxa" w:w="1814"/>
-            <w:shd w:val="clear" w:color="auto" w:fill="FFFFFF"/>
-            <w:tcBorders>
-              <w:top w:val="single" w:sz="4" w:space="0" w:color="000000"/>
-              <w:left w:val="single" w:sz="4" w:space="0" w:color="000000"/>
-              <w:bottom w:val="single" w:sz="4" w:space="0" w:color="000000"/>
-              <w:right w:val="single" w:sz="4" w:space="0" w:color="000000"/>
-            </w:tcBorders>
-            <w:vAlign w:val="center"/>
-          </w:tcPr>
-          <w:p>
-            <w:pPr>
-              <w:spacing w:before="40" w:after="40"/>
-              <w:jc w:val="left"/>
-            </w:pPr>
-            <w:r>
-              <w:rPr>
-                <w:rFonts w:ascii="Adani" w:hAnsi="Adani"/>
-                <w:b w:val="0"/>
-                <w:sz w:val="18"/>
-                <w:u w:val="none"/>
-              </w:rPr>
-              <w:t>Wholetime Director</w:t>
-            </w:r>
-          </w:p>
-        </w:tc>
-        <w:tc>
-          <w:tcPr>
-            <w:tcW w:type="dxa" w:w="1020"/>
-            <w:shd w:val="clear" w:color="auto" w:fill="FFFFFF"/>
-            <w:tcBorders>
-              <w:top w:val="single" w:sz="4" w:space="0" w:color="000000"/>
-              <w:left w:val="single" w:sz="4" w:space="0" w:color="000000"/>
-              <w:bottom w:val="single" w:sz="4" w:space="0" w:color="000000"/>
-              <w:right w:val="single" w:sz="4" w:space="0" w:color="000000"/>
-            </w:tcBorders>
-            <w:vAlign w:val="center"/>
-          </w:tcPr>
-          <w:p>
-            <w:pPr>
-              <w:spacing w:before="40" w:after="40"/>
-              <w:jc w:val="left"/>
-            </w:pPr>
-            <w:r>
-              <w:rPr>
-                <w:rFonts w:ascii="Adani" w:hAnsi="Adani"/>
-                <w:b w:val="0"/>
-                <w:sz w:val="18"/>
-                <w:u w:val="none"/>
-              </w:rPr>
-              <w:t>NIL</w:t>
-            </w:r>
-          </w:p>
-        </w:tc>
-        <w:tc>
-          <w:tcPr>
-            <w:tcW w:type="dxa" w:w="1247"/>
-            <w:shd w:val="clear" w:color="auto" w:fill="FFFFFF"/>
-            <w:tcBorders>
-              <w:top w:val="single" w:sz="4" w:space="0" w:color="000000"/>
-              <w:left w:val="single" w:sz="4" w:space="0" w:color="000000"/>
-              <w:bottom w:val="single" w:sz="4" w:space="0" w:color="000000"/>
-              <w:right w:val="single" w:sz="4" w:space="0" w:color="000000"/>
-            </w:tcBorders>
-            <w:vAlign w:val="center"/>
-          </w:tcPr>
-          <w:p>
-            <w:pPr>
-              <w:spacing w:before="40" w:after="40"/>
-              <w:jc w:val="left"/>
-            </w:pPr>
-            <w:r>
-              <w:rPr>
-                <w:rFonts w:ascii="Adani" w:hAnsi="Adani"/>
-                <w:b w:val="0"/>
-                <w:sz w:val="18"/>
-                <w:u w:val="none"/>
-              </w:rPr>
-              <w:t>03/03/1993</w:t>
             </w:r>
           </w:p>
         </w:tc>
@@ -2130,7 +1988,7 @@
                 <w:sz w:val="18"/>
                 <w:u w:val="none"/>
               </w:rPr>
-              <w:t>Date:   27th May, 2026</w:t>
+              <w:t>Date:   09th June, 2026</w:t>
             </w:r>
           </w:p>
         </w:tc>
@@ -3167,7 +3025,7 @@
                 <w:sz w:val="18"/>
                 <w:u w:val="none"/>
               </w:rPr>
-              <w:t>Date:   27th May, 2026</w:t>
+              <w:t>Date:   09th June, 2026</w:t>
             </w:r>
           </w:p>
         </w:tc>
@@ -3328,7 +3186,7 @@
           <w:sz w:val="20"/>
           <w:u w:val="none"/>
         </w:rPr>
-        <w:t>27th May, 2026</w:t>
+        <w:t>09th June, 2026</w:t>
       </w:r>
     </w:p>
     <w:p>
@@ -3373,7 +3231,7 @@
           <w:sz w:val="20"/>
           <w:u w:val="none"/>
         </w:rPr>
-        <w:t>ADANI FOUNDATION</w:t>
+        <w:t>ADANI PORTS AND SPECIAL ECONOMIC ZONE LIMITED</w:t>
       </w:r>
     </w:p>
     <w:p>
@@ -3389,6 +3247,21 @@
           <w:u w:val="none"/>
         </w:rPr>
         <w:t>ADANI INFRA (INDIA) LIMITED</w:t>
+      </w:r>
+    </w:p>
+    <w:p>
+      <w:pPr>
+        <w:spacing w:before="0" w:after="20"/>
+        <w:jc w:val="left"/>
+      </w:pPr>
+      <w:r>
+        <w:rPr>
+          <w:rFonts w:ascii="Adani" w:hAnsi="Adani"/>
+          <w:b/>
+          <w:sz w:val="20"/>
+          <w:u w:val="none"/>
+        </w:rPr>
+        <w:t>ADANI FOUNDATION</w:t>
       </w:r>
     </w:p>
     <w:p>
@@ -3419,6 +3292,21 @@
           <w:u w:val="none"/>
         </w:rPr>
         <w:t>ADANI MEDICITY AND RESEARCH CENTER</w:t>
+      </w:r>
+    </w:p>
+    <w:p>
+      <w:pPr>
+        <w:spacing w:before="0" w:after="20"/>
+        <w:jc w:val="left"/>
+      </w:pPr>
+      <w:r>
+        <w:rPr>
+          <w:rFonts w:ascii="Adani" w:hAnsi="Adani"/>
+          <w:b/>
+          <w:sz w:val="20"/>
+          <w:u w:val="none"/>
+        </w:rPr>
+        <w:t>ADANI ENTERPRISES LIMITED</w:t>
       </w:r>
     </w:p>
     <w:p>
@@ -3478,52 +3366,7 @@
           <w:sz w:val="20"/>
           <w:u w:val="none"/>
         </w:rPr>
-        <w:t>ADANI PORTS AND SPECIAL ECONOMIC ZONE LIMITED</w:t>
-      </w:r>
-    </w:p>
-    <w:p>
-      <w:pPr>
-        <w:spacing w:before="0" w:after="20"/>
-        <w:jc w:val="left"/>
-      </w:pPr>
-      <w:r>
-        <w:rPr>
-          <w:rFonts w:ascii="Adani" w:hAnsi="Adani"/>
-          <w:b/>
-          <w:sz w:val="20"/>
-          <w:u w:val="none"/>
-        </w:rPr>
         <w:t>ADANI POWER LIMITED</w:t>
-      </w:r>
-    </w:p>
-    <w:p>
-      <w:pPr>
-        <w:spacing w:before="0" w:after="20"/>
-        <w:jc w:val="left"/>
-      </w:pPr>
-      <w:r>
-        <w:rPr>
-          <w:rFonts w:ascii="Adani" w:hAnsi="Adani"/>
-          <w:b/>
-          <w:sz w:val="20"/>
-          <w:u w:val="none"/>
-        </w:rPr>
-        <w:t>ADANI LOGISTICS LIMITED</w:t>
-      </w:r>
-    </w:p>
-    <w:p>
-      <w:pPr>
-        <w:spacing w:before="0" w:after="20"/>
-        <w:jc w:val="left"/>
-      </w:pPr>
-      <w:r>
-        <w:rPr>
-          <w:rFonts w:ascii="Adani" w:hAnsi="Adani"/>
-          <w:b/>
-          <w:sz w:val="20"/>
-          <w:u w:val="none"/>
-        </w:rPr>
-        <w:t>ADANI ENTERPRISES LIMITED</w:t>
       </w:r>
     </w:p>
     <w:p/>
@@ -3584,7 +3427,7 @@
           <w:sz w:val="20"/>
           <w:u w:val="none"/>
         </w:rPr>
-        <w:t>ADANI FOUNDATION</w:t>
+        <w:t>ADANI PORTS AND SPECIAL ECONOMIC ZONE LIMITED</w:t>
       </w:r>
     </w:p>
     <w:p>
@@ -3600,6 +3443,21 @@
           <w:u w:val="none"/>
         </w:rPr>
         <w:t>ADANI INFRA (INDIA) LIMITED</w:t>
+      </w:r>
+    </w:p>
+    <w:p>
+      <w:pPr>
+        <w:spacing w:before="0" w:after="20"/>
+        <w:jc w:val="left"/>
+      </w:pPr>
+      <w:r>
+        <w:rPr>
+          <w:rFonts w:ascii="Adani" w:hAnsi="Adani"/>
+          <w:b w:val="0"/>
+          <w:sz w:val="20"/>
+          <w:u w:val="none"/>
+        </w:rPr>
+        <w:t>ADANI FOUNDATION</w:t>
       </w:r>
     </w:p>
     <w:p>
@@ -3630,6 +3488,21 @@
           <w:u w:val="none"/>
         </w:rPr>
         <w:t>ADANI MEDICITY AND RESEARCH CENTER</w:t>
+      </w:r>
+    </w:p>
+    <w:p>
+      <w:pPr>
+        <w:spacing w:before="0" w:after="20"/>
+        <w:jc w:val="left"/>
+      </w:pPr>
+      <w:r>
+        <w:rPr>
+          <w:rFonts w:ascii="Adani" w:hAnsi="Adani"/>
+          <w:b w:val="0"/>
+          <w:sz w:val="20"/>
+          <w:u w:val="none"/>
+        </w:rPr>
+        <w:t>ADANI ENTERPRISES LIMITED</w:t>
       </w:r>
     </w:p>
     <w:p>
@@ -3689,52 +3562,7 @@
           <w:sz w:val="20"/>
           <w:u w:val="none"/>
         </w:rPr>
-        <w:t>ADANI PORTS AND SPECIAL ECONOMIC ZONE LIMITED</w:t>
-      </w:r>
-    </w:p>
-    <w:p>
-      <w:pPr>
-        <w:spacing w:before="0" w:after="20"/>
-        <w:jc w:val="left"/>
-      </w:pPr>
-      <w:r>
-        <w:rPr>
-          <w:rFonts w:ascii="Adani" w:hAnsi="Adani"/>
-          <w:b w:val="0"/>
-          <w:sz w:val="20"/>
-          <w:u w:val="none"/>
-        </w:rPr>
         <w:t>ADANI POWER LIMITED</w:t>
-      </w:r>
-    </w:p>
-    <w:p>
-      <w:pPr>
-        <w:spacing w:before="0" w:after="20"/>
-        <w:jc w:val="left"/>
-      </w:pPr>
-      <w:r>
-        <w:rPr>
-          <w:rFonts w:ascii="Adani" w:hAnsi="Adani"/>
-          <w:b w:val="0"/>
-          <w:sz w:val="20"/>
-          <w:u w:val="none"/>
-        </w:rPr>
-        <w:t>ADANI LOGISTICS LIMITED</w:t>
-      </w:r>
-    </w:p>
-    <w:p>
-      <w:pPr>
-        <w:spacing w:before="0" w:after="20"/>
-        <w:jc w:val="left"/>
-      </w:pPr>
-      <w:r>
-        <w:rPr>
-          <w:rFonts w:ascii="Adani" w:hAnsi="Adani"/>
-          <w:b w:val="0"/>
-          <w:sz w:val="20"/>
-          <w:u w:val="none"/>
-        </w:rPr>
-        <w:t>ADANI ENTERPRISES LIMITED</w:t>
       </w:r>
     </w:p>
     <w:p/>
@@ -4560,7 +4388,7 @@
                 <w:sz w:val="18"/>
                 <w:u w:val="none"/>
               </w:rPr>
-              <w:t>11</w:t>
+              <w:t>10</w:t>
             </w:r>
           </w:p>
         </w:tc>
@@ -4733,6 +4561,234 @@
                 <w:sz w:val="18"/>
                 <w:u w:val="none"/>
               </w:rPr>
+              <w:t>L63090GJ1998PLC034182</w:t>
+            </w:r>
+          </w:p>
+        </w:tc>
+        <w:tc>
+          <w:tcPr>
+            <w:tcW w:type="dxa" w:w="4252"/>
+            <w:shd w:val="clear" w:color="auto" w:fill="FFFFFF"/>
+            <w:tcBorders>
+              <w:top w:val="single" w:sz="4" w:space="0" w:color="000000"/>
+              <w:left w:val="single" w:sz="4" w:space="0" w:color="000000"/>
+              <w:bottom w:val="single" w:sz="4" w:space="0" w:color="000000"/>
+              <w:right w:val="single" w:sz="4" w:space="0" w:color="000000"/>
+            </w:tcBorders>
+            <w:vAlign w:val="center"/>
+          </w:tcPr>
+          <w:p>
+            <w:pPr>
+              <w:spacing w:before="40" w:after="40"/>
+              <w:jc w:val="left"/>
+            </w:pPr>
+            <w:r>
+              <w:rPr>
+                <w:rFonts w:ascii="Adani" w:hAnsi="Adani"/>
+                <w:b w:val="0"/>
+                <w:sz w:val="18"/>
+                <w:u w:val="none"/>
+              </w:rPr>
+              <w:t>ADANI PORTS AND SPECIAL ECONOMIC ZONE LIMITED</w:t>
+            </w:r>
+          </w:p>
+        </w:tc>
+        <w:tc>
+          <w:tcPr>
+            <w:tcW w:type="dxa" w:w="1587"/>
+            <w:shd w:val="clear" w:color="auto" w:fill="FFFFFF"/>
+            <w:tcBorders>
+              <w:top w:val="single" w:sz="4" w:space="0" w:color="000000"/>
+              <w:left w:val="single" w:sz="4" w:space="0" w:color="000000"/>
+              <w:bottom w:val="single" w:sz="4" w:space="0" w:color="000000"/>
+              <w:right w:val="single" w:sz="4" w:space="0" w:color="000000"/>
+            </w:tcBorders>
+            <w:vAlign w:val="center"/>
+          </w:tcPr>
+          <w:p>
+            <w:pPr>
+              <w:spacing w:before="40" w:after="40"/>
+              <w:jc w:val="left"/>
+            </w:pPr>
+            <w:r>
+              <w:rPr>
+                <w:rFonts w:ascii="Adani" w:hAnsi="Adani"/>
+                <w:b w:val="0"/>
+                <w:sz w:val="18"/>
+                <w:u w:val="none"/>
+              </w:rPr>
+              <w:t>Director</w:t>
+            </w:r>
+          </w:p>
+        </w:tc>
+        <w:tc>
+          <w:tcPr>
+            <w:tcW w:type="dxa" w:w="1304"/>
+            <w:shd w:val="clear" w:color="auto" w:fill="FFFFFF"/>
+            <w:tcBorders>
+              <w:top w:val="single" w:sz="4" w:space="0" w:color="000000"/>
+              <w:left w:val="single" w:sz="4" w:space="0" w:color="000000"/>
+              <w:bottom w:val="single" w:sz="4" w:space="0" w:color="000000"/>
+              <w:right w:val="single" w:sz="4" w:space="0" w:color="000000"/>
+            </w:tcBorders>
+            <w:vAlign w:val="center"/>
+          </w:tcPr>
+          <w:p>
+            <w:pPr>
+              <w:spacing w:before="40" w:after="40"/>
+              <w:jc w:val="left"/>
+            </w:pPr>
+            <w:r>
+              <w:rPr>
+                <w:rFonts w:ascii="Adani" w:hAnsi="Adani"/>
+                <w:b w:val="0"/>
+                <w:sz w:val="18"/>
+                <w:u w:val="none"/>
+              </w:rPr>
+              <w:t>05/08/2025</w:t>
+            </w:r>
+          </w:p>
+        </w:tc>
+      </w:tr>
+      <w:tr>
+        <w:tc>
+          <w:tcPr>
+            <w:tcW w:type="dxa" w:w="2268"/>
+            <w:shd w:val="clear" w:color="auto" w:fill="FFFFFF"/>
+            <w:tcBorders>
+              <w:top w:val="single" w:sz="4" w:space="0" w:color="000000"/>
+              <w:left w:val="single" w:sz="4" w:space="0" w:color="000000"/>
+              <w:bottom w:val="single" w:sz="4" w:space="0" w:color="000000"/>
+              <w:right w:val="single" w:sz="4" w:space="0" w:color="000000"/>
+            </w:tcBorders>
+            <w:vAlign w:val="center"/>
+          </w:tcPr>
+          <w:p>
+            <w:pPr>
+              <w:spacing w:before="40" w:after="40"/>
+              <w:jc w:val="left"/>
+            </w:pPr>
+            <w:r>
+              <w:rPr>
+                <w:rFonts w:ascii="Adani" w:hAnsi="Adani"/>
+                <w:b w:val="0"/>
+                <w:sz w:val="18"/>
+                <w:u w:val="none"/>
+              </w:rPr>
+              <w:t>U45204GJ2010PLC059226</w:t>
+            </w:r>
+          </w:p>
+        </w:tc>
+        <w:tc>
+          <w:tcPr>
+            <w:tcW w:type="dxa" w:w="4252"/>
+            <w:shd w:val="clear" w:color="auto" w:fill="FFFFFF"/>
+            <w:tcBorders>
+              <w:top w:val="single" w:sz="4" w:space="0" w:color="000000"/>
+              <w:left w:val="single" w:sz="4" w:space="0" w:color="000000"/>
+              <w:bottom w:val="single" w:sz="4" w:space="0" w:color="000000"/>
+              <w:right w:val="single" w:sz="4" w:space="0" w:color="000000"/>
+            </w:tcBorders>
+            <w:vAlign w:val="center"/>
+          </w:tcPr>
+          <w:p>
+            <w:pPr>
+              <w:spacing w:before="40" w:after="40"/>
+              <w:jc w:val="left"/>
+            </w:pPr>
+            <w:r>
+              <w:rPr>
+                <w:rFonts w:ascii="Adani" w:hAnsi="Adani"/>
+                <w:b w:val="0"/>
+                <w:sz w:val="18"/>
+                <w:u w:val="none"/>
+              </w:rPr>
+              <w:t>ADANI INFRA (INDIA) LIMITED</w:t>
+            </w:r>
+          </w:p>
+        </w:tc>
+        <w:tc>
+          <w:tcPr>
+            <w:tcW w:type="dxa" w:w="1587"/>
+            <w:shd w:val="clear" w:color="auto" w:fill="FFFFFF"/>
+            <w:tcBorders>
+              <w:top w:val="single" w:sz="4" w:space="0" w:color="000000"/>
+              <w:left w:val="single" w:sz="4" w:space="0" w:color="000000"/>
+              <w:bottom w:val="single" w:sz="4" w:space="0" w:color="000000"/>
+              <w:right w:val="single" w:sz="4" w:space="0" w:color="000000"/>
+            </w:tcBorders>
+            <w:vAlign w:val="center"/>
+          </w:tcPr>
+          <w:p>
+            <w:pPr>
+              <w:spacing w:before="40" w:after="40"/>
+              <w:jc w:val="left"/>
+            </w:pPr>
+            <w:r>
+              <w:rPr>
+                <w:rFonts w:ascii="Adani" w:hAnsi="Adani"/>
+                <w:b w:val="0"/>
+                <w:sz w:val="18"/>
+                <w:u w:val="none"/>
+              </w:rPr>
+              <w:t>Director</w:t>
+            </w:r>
+          </w:p>
+        </w:tc>
+        <w:tc>
+          <w:tcPr>
+            <w:tcW w:type="dxa" w:w="1304"/>
+            <w:shd w:val="clear" w:color="auto" w:fill="FFFFFF"/>
+            <w:tcBorders>
+              <w:top w:val="single" w:sz="4" w:space="0" w:color="000000"/>
+              <w:left w:val="single" w:sz="4" w:space="0" w:color="000000"/>
+              <w:bottom w:val="single" w:sz="4" w:space="0" w:color="000000"/>
+              <w:right w:val="single" w:sz="4" w:space="0" w:color="000000"/>
+            </w:tcBorders>
+            <w:vAlign w:val="center"/>
+          </w:tcPr>
+          <w:p>
+            <w:pPr>
+              <w:spacing w:before="40" w:after="40"/>
+              <w:jc w:val="left"/>
+            </w:pPr>
+            <w:r>
+              <w:rPr>
+                <w:rFonts w:ascii="Adani" w:hAnsi="Adani"/>
+                <w:b w:val="0"/>
+                <w:sz w:val="18"/>
+                <w:u w:val="none"/>
+              </w:rPr>
+              <w:t>26/06/2025</w:t>
+            </w:r>
+          </w:p>
+        </w:tc>
+      </w:tr>
+      <w:tr>
+        <w:tc>
+          <w:tcPr>
+            <w:tcW w:type="dxa" w:w="2268"/>
+            <w:shd w:val="clear" w:color="auto" w:fill="FFFFFF"/>
+            <w:tcBorders>
+              <w:top w:val="single" w:sz="4" w:space="0" w:color="000000"/>
+              <w:left w:val="single" w:sz="4" w:space="0" w:color="000000"/>
+              <w:bottom w:val="single" w:sz="4" w:space="0" w:color="000000"/>
+              <w:right w:val="single" w:sz="4" w:space="0" w:color="000000"/>
+            </w:tcBorders>
+            <w:vAlign w:val="center"/>
+          </w:tcPr>
+          <w:p>
+            <w:pPr>
+              <w:spacing w:before="40" w:after="40"/>
+              <w:jc w:val="left"/>
+            </w:pPr>
+            <w:r>
+              <w:rPr>
+                <w:rFonts w:ascii="Adani" w:hAnsi="Adani"/>
+                <w:b w:val="0"/>
+                <w:sz w:val="18"/>
+                <w:u w:val="none"/>
+              </w:rPr>
               <w:t>U88100GJ2025NPL160028</w:t>
             </w:r>
           </w:p>
@@ -4818,120 +4874,6 @@
                 <w:u w:val="none"/>
               </w:rPr>
               <w:t>28/02/2025</w:t>
-            </w:r>
-          </w:p>
-        </w:tc>
-      </w:tr>
-      <w:tr>
-        <w:tc>
-          <w:tcPr>
-            <w:tcW w:type="dxa" w:w="2268"/>
-            <w:shd w:val="clear" w:color="auto" w:fill="FFFFFF"/>
-            <w:tcBorders>
-              <w:top w:val="single" w:sz="4" w:space="0" w:color="000000"/>
-              <w:left w:val="single" w:sz="4" w:space="0" w:color="000000"/>
-              <w:bottom w:val="single" w:sz="4" w:space="0" w:color="000000"/>
-              <w:right w:val="single" w:sz="4" w:space="0" w:color="000000"/>
-            </w:tcBorders>
-            <w:vAlign w:val="center"/>
-          </w:tcPr>
-          <w:p>
-            <w:pPr>
-              <w:spacing w:before="40" w:after="40"/>
-              <w:jc w:val="left"/>
-            </w:pPr>
-            <w:r>
-              <w:rPr>
-                <w:rFonts w:ascii="Adani" w:hAnsi="Adani"/>
-                <w:b w:val="0"/>
-                <w:sz w:val="18"/>
-                <w:u w:val="none"/>
-              </w:rPr>
-              <w:t>U45204GJ2010PLC059226</w:t>
-            </w:r>
-          </w:p>
-        </w:tc>
-        <w:tc>
-          <w:tcPr>
-            <w:tcW w:type="dxa" w:w="4252"/>
-            <w:shd w:val="clear" w:color="auto" w:fill="FFFFFF"/>
-            <w:tcBorders>
-              <w:top w:val="single" w:sz="4" w:space="0" w:color="000000"/>
-              <w:left w:val="single" w:sz="4" w:space="0" w:color="000000"/>
-              <w:bottom w:val="single" w:sz="4" w:space="0" w:color="000000"/>
-              <w:right w:val="single" w:sz="4" w:space="0" w:color="000000"/>
-            </w:tcBorders>
-            <w:vAlign w:val="center"/>
-          </w:tcPr>
-          <w:p>
-            <w:pPr>
-              <w:spacing w:before="40" w:after="40"/>
-              <w:jc w:val="left"/>
-            </w:pPr>
-            <w:r>
-              <w:rPr>
-                <w:rFonts w:ascii="Adani" w:hAnsi="Adani"/>
-                <w:b w:val="0"/>
-                <w:sz w:val="18"/>
-                <w:u w:val="none"/>
-              </w:rPr>
-              <w:t>ADANI INFRA (INDIA) LIMITED</w:t>
-            </w:r>
-          </w:p>
-        </w:tc>
-        <w:tc>
-          <w:tcPr>
-            <w:tcW w:type="dxa" w:w="1587"/>
-            <w:shd w:val="clear" w:color="auto" w:fill="FFFFFF"/>
-            <w:tcBorders>
-              <w:top w:val="single" w:sz="4" w:space="0" w:color="000000"/>
-              <w:left w:val="single" w:sz="4" w:space="0" w:color="000000"/>
-              <w:bottom w:val="single" w:sz="4" w:space="0" w:color="000000"/>
-              <w:right w:val="single" w:sz="4" w:space="0" w:color="000000"/>
-            </w:tcBorders>
-            <w:vAlign w:val="center"/>
-          </w:tcPr>
-          <w:p>
-            <w:pPr>
-              <w:spacing w:before="40" w:after="40"/>
-              <w:jc w:val="left"/>
-            </w:pPr>
-            <w:r>
-              <w:rPr>
-                <w:rFonts w:ascii="Adani" w:hAnsi="Adani"/>
-                <w:b w:val="0"/>
-                <w:sz w:val="18"/>
-                <w:u w:val="none"/>
-              </w:rPr>
-              <w:t>Additional Director</w:t>
-            </w:r>
-          </w:p>
-        </w:tc>
-        <w:tc>
-          <w:tcPr>
-            <w:tcW w:type="dxa" w:w="1304"/>
-            <w:shd w:val="clear" w:color="auto" w:fill="FFFFFF"/>
-            <w:tcBorders>
-              <w:top w:val="single" w:sz="4" w:space="0" w:color="000000"/>
-              <w:left w:val="single" w:sz="4" w:space="0" w:color="000000"/>
-              <w:bottom w:val="single" w:sz="4" w:space="0" w:color="000000"/>
-              <w:right w:val="single" w:sz="4" w:space="0" w:color="000000"/>
-            </w:tcBorders>
-            <w:vAlign w:val="center"/>
-          </w:tcPr>
-          <w:p>
-            <w:pPr>
-              <w:spacing w:before="40" w:after="40"/>
-              <w:jc w:val="left"/>
-            </w:pPr>
-            <w:r>
-              <w:rPr>
-                <w:rFonts w:ascii="Adani" w:hAnsi="Adani"/>
-                <w:b w:val="0"/>
-                <w:sz w:val="18"/>
-                <w:u w:val="none"/>
-              </w:rPr>
-              <w:t>19/12/2024</w:t>
             </w:r>
           </w:p>
         </w:tc>
@@ -5160,6 +5102,120 @@
                 <w:u w:val="none"/>
               </w:rPr>
               <w:t>07/07/2021</w:t>
+            </w:r>
+          </w:p>
+        </w:tc>
+      </w:tr>
+      <w:tr>
+        <w:tc>
+          <w:tcPr>
+            <w:tcW w:type="dxa" w:w="2268"/>
+            <w:shd w:val="clear" w:color="auto" w:fill="FFFFFF"/>
+            <w:tcBorders>
+              <w:top w:val="single" w:sz="4" w:space="0" w:color="000000"/>
+              <w:left w:val="single" w:sz="4" w:space="0" w:color="000000"/>
+              <w:bottom w:val="single" w:sz="4" w:space="0" w:color="000000"/>
+              <w:right w:val="single" w:sz="4" w:space="0" w:color="000000"/>
+            </w:tcBorders>
+            <w:vAlign w:val="center"/>
+          </w:tcPr>
+          <w:p>
+            <w:pPr>
+              <w:spacing w:before="40" w:after="40"/>
+              <w:jc w:val="left"/>
+            </w:pPr>
+            <w:r>
+              <w:rPr>
+                <w:rFonts w:ascii="Adani" w:hAnsi="Adani"/>
+                <w:b w:val="0"/>
+                <w:sz w:val="18"/>
+                <w:u w:val="none"/>
+              </w:rPr>
+              <w:t>L51100GJ1993PLC019067</w:t>
+            </w:r>
+          </w:p>
+        </w:tc>
+        <w:tc>
+          <w:tcPr>
+            <w:tcW w:type="dxa" w:w="4252"/>
+            <w:shd w:val="clear" w:color="auto" w:fill="FFFFFF"/>
+            <w:tcBorders>
+              <w:top w:val="single" w:sz="4" w:space="0" w:color="000000"/>
+              <w:left w:val="single" w:sz="4" w:space="0" w:color="000000"/>
+              <w:bottom w:val="single" w:sz="4" w:space="0" w:color="000000"/>
+              <w:right w:val="single" w:sz="4" w:space="0" w:color="000000"/>
+            </w:tcBorders>
+            <w:vAlign w:val="center"/>
+          </w:tcPr>
+          <w:p>
+            <w:pPr>
+              <w:spacing w:before="40" w:after="40"/>
+              <w:jc w:val="left"/>
+            </w:pPr>
+            <w:r>
+              <w:rPr>
+                <w:rFonts w:ascii="Adani" w:hAnsi="Adani"/>
+                <w:b w:val="0"/>
+                <w:sz w:val="18"/>
+                <w:u w:val="none"/>
+              </w:rPr>
+              <w:t>ADANI ENTERPRISES LIMITED</w:t>
+            </w:r>
+          </w:p>
+        </w:tc>
+        <w:tc>
+          <w:tcPr>
+            <w:tcW w:type="dxa" w:w="1587"/>
+            <w:shd w:val="clear" w:color="auto" w:fill="FFFFFF"/>
+            <w:tcBorders>
+              <w:top w:val="single" w:sz="4" w:space="0" w:color="000000"/>
+              <w:left w:val="single" w:sz="4" w:space="0" w:color="000000"/>
+              <w:bottom w:val="single" w:sz="4" w:space="0" w:color="000000"/>
+              <w:right w:val="single" w:sz="4" w:space="0" w:color="000000"/>
+            </w:tcBorders>
+            <w:vAlign w:val="center"/>
+          </w:tcPr>
+          <w:p>
+            <w:pPr>
+              <w:spacing w:before="40" w:after="40"/>
+              <w:jc w:val="left"/>
+            </w:pPr>
+            <w:r>
+              <w:rPr>
+                <w:rFonts w:ascii="Adani" w:hAnsi="Adani"/>
+                <w:b w:val="0"/>
+                <w:sz w:val="18"/>
+                <w:u w:val="none"/>
+              </w:rPr>
+              <w:t>Whole-time director</w:t>
+            </w:r>
+          </w:p>
+        </w:tc>
+        <w:tc>
+          <w:tcPr>
+            <w:tcW w:type="dxa" w:w="1304"/>
+            <w:shd w:val="clear" w:color="auto" w:fill="FFFFFF"/>
+            <w:tcBorders>
+              <w:top w:val="single" w:sz="4" w:space="0" w:color="000000"/>
+              <w:left w:val="single" w:sz="4" w:space="0" w:color="000000"/>
+              <w:bottom w:val="single" w:sz="4" w:space="0" w:color="000000"/>
+              <w:right w:val="single" w:sz="4" w:space="0" w:color="000000"/>
+            </w:tcBorders>
+            <w:vAlign w:val="center"/>
+          </w:tcPr>
+          <w:p>
+            <w:pPr>
+              <w:spacing w:before="40" w:after="40"/>
+              <w:jc w:val="left"/>
+            </w:pPr>
+            <w:r>
+              <w:rPr>
+                <w:rFonts w:ascii="Adani" w:hAnsi="Adani"/>
+                <w:b w:val="0"/>
+                <w:sz w:val="18"/>
+                <w:u w:val="none"/>
+              </w:rPr>
+              <w:t>07/08/2018</w:t>
             </w:r>
           </w:p>
         </w:tc>
@@ -5531,120 +5587,6 @@
                 <w:sz w:val="18"/>
                 <w:u w:val="none"/>
               </w:rPr>
-              <w:t>L63090GJ1998PLC034182</w:t>
-            </w:r>
-          </w:p>
-        </w:tc>
-        <w:tc>
-          <w:tcPr>
-            <w:tcW w:type="dxa" w:w="4252"/>
-            <w:shd w:val="clear" w:color="auto" w:fill="FFFFFF"/>
-            <w:tcBorders>
-              <w:top w:val="single" w:sz="4" w:space="0" w:color="000000"/>
-              <w:left w:val="single" w:sz="4" w:space="0" w:color="000000"/>
-              <w:bottom w:val="single" w:sz="4" w:space="0" w:color="000000"/>
-              <w:right w:val="single" w:sz="4" w:space="0" w:color="000000"/>
-            </w:tcBorders>
-            <w:vAlign w:val="center"/>
-          </w:tcPr>
-          <w:p>
-            <w:pPr>
-              <w:spacing w:before="40" w:after="40"/>
-              <w:jc w:val="left"/>
-            </w:pPr>
-            <w:r>
-              <w:rPr>
-                <w:rFonts w:ascii="Adani" w:hAnsi="Adani"/>
-                <w:b w:val="0"/>
-                <w:sz w:val="18"/>
-                <w:u w:val="none"/>
-              </w:rPr>
-              <w:t>ADANI PORTS AND SPECIAL ECONOMIC ZONE LIMITED</w:t>
-            </w:r>
-          </w:p>
-        </w:tc>
-        <w:tc>
-          <w:tcPr>
-            <w:tcW w:type="dxa" w:w="1587"/>
-            <w:shd w:val="clear" w:color="auto" w:fill="FFFFFF"/>
-            <w:tcBorders>
-              <w:top w:val="single" w:sz="4" w:space="0" w:color="000000"/>
-              <w:left w:val="single" w:sz="4" w:space="0" w:color="000000"/>
-              <w:bottom w:val="single" w:sz="4" w:space="0" w:color="000000"/>
-              <w:right w:val="single" w:sz="4" w:space="0" w:color="000000"/>
-            </w:tcBorders>
-            <w:vAlign w:val="center"/>
-          </w:tcPr>
-          <w:p>
-            <w:pPr>
-              <w:spacing w:before="40" w:after="40"/>
-              <w:jc w:val="left"/>
-            </w:pPr>
-            <w:r>
-              <w:rPr>
-                <w:rFonts w:ascii="Adani" w:hAnsi="Adani"/>
-                <w:b w:val="0"/>
-                <w:sz w:val="18"/>
-                <w:u w:val="none"/>
-              </w:rPr>
-              <w:t>Managing Director</w:t>
-            </w:r>
-          </w:p>
-        </w:tc>
-        <w:tc>
-          <w:tcPr>
-            <w:tcW w:type="dxa" w:w="1304"/>
-            <w:shd w:val="clear" w:color="auto" w:fill="FFFFFF"/>
-            <w:tcBorders>
-              <w:top w:val="single" w:sz="4" w:space="0" w:color="000000"/>
-              <w:left w:val="single" w:sz="4" w:space="0" w:color="000000"/>
-              <w:bottom w:val="single" w:sz="4" w:space="0" w:color="000000"/>
-              <w:right w:val="single" w:sz="4" w:space="0" w:color="000000"/>
-            </w:tcBorders>
-            <w:vAlign w:val="center"/>
-          </w:tcPr>
-          <w:p>
-            <w:pPr>
-              <w:spacing w:before="40" w:after="40"/>
-              <w:jc w:val="left"/>
-            </w:pPr>
-            <w:r>
-              <w:rPr>
-                <w:rFonts w:ascii="Adani" w:hAnsi="Adani"/>
-                <w:b w:val="0"/>
-                <w:sz w:val="18"/>
-                <w:u w:val="none"/>
-              </w:rPr>
-              <w:t>01/07/2007</w:t>
-            </w:r>
-          </w:p>
-        </w:tc>
-      </w:tr>
-      <w:tr>
-        <w:tc>
-          <w:tcPr>
-            <w:tcW w:type="dxa" w:w="2268"/>
-            <w:shd w:val="clear" w:color="auto" w:fill="FFFFFF"/>
-            <w:tcBorders>
-              <w:top w:val="single" w:sz="4" w:space="0" w:color="000000"/>
-              <w:left w:val="single" w:sz="4" w:space="0" w:color="000000"/>
-              <w:bottom w:val="single" w:sz="4" w:space="0" w:color="000000"/>
-              <w:right w:val="single" w:sz="4" w:space="0" w:color="000000"/>
-            </w:tcBorders>
-            <w:vAlign w:val="center"/>
-          </w:tcPr>
-          <w:p>
-            <w:pPr>
-              <w:spacing w:before="40" w:after="40"/>
-              <w:jc w:val="left"/>
-            </w:pPr>
-            <w:r>
-              <w:rPr>
-                <w:rFonts w:ascii="Adani" w:hAnsi="Adani"/>
-                <w:b w:val="0"/>
-                <w:sz w:val="18"/>
-                <w:u w:val="none"/>
-              </w:rPr>
               <w:t>L40100GJ1996PLC030533</w:t>
             </w:r>
           </w:p>
@@ -5730,234 +5672,6 @@
                 <w:u w:val="none"/>
               </w:rPr>
               <w:t>26/12/2005</w:t>
-            </w:r>
-          </w:p>
-        </w:tc>
-      </w:tr>
-      <w:tr>
-        <w:tc>
-          <w:tcPr>
-            <w:tcW w:type="dxa" w:w="2268"/>
-            <w:shd w:val="clear" w:color="auto" w:fill="FFFFFF"/>
-            <w:tcBorders>
-              <w:top w:val="single" w:sz="4" w:space="0" w:color="000000"/>
-              <w:left w:val="single" w:sz="4" w:space="0" w:color="000000"/>
-              <w:bottom w:val="single" w:sz="4" w:space="0" w:color="000000"/>
-              <w:right w:val="single" w:sz="4" w:space="0" w:color="000000"/>
-            </w:tcBorders>
-            <w:vAlign w:val="center"/>
-          </w:tcPr>
-          <w:p>
-            <w:pPr>
-              <w:spacing w:before="40" w:after="40"/>
-              <w:jc w:val="left"/>
-            </w:pPr>
-            <w:r>
-              <w:rPr>
-                <w:rFonts w:ascii="Adani" w:hAnsi="Adani"/>
-                <w:b w:val="0"/>
-                <w:sz w:val="18"/>
-                <w:u w:val="none"/>
-              </w:rPr>
-              <w:t>U63090GJ2005PLC046510</w:t>
-            </w:r>
-          </w:p>
-        </w:tc>
-        <w:tc>
-          <w:tcPr>
-            <w:tcW w:type="dxa" w:w="4252"/>
-            <w:shd w:val="clear" w:color="auto" w:fill="FFFFFF"/>
-            <w:tcBorders>
-              <w:top w:val="single" w:sz="4" w:space="0" w:color="000000"/>
-              <w:left w:val="single" w:sz="4" w:space="0" w:color="000000"/>
-              <w:bottom w:val="single" w:sz="4" w:space="0" w:color="000000"/>
-              <w:right w:val="single" w:sz="4" w:space="0" w:color="000000"/>
-            </w:tcBorders>
-            <w:vAlign w:val="center"/>
-          </w:tcPr>
-          <w:p>
-            <w:pPr>
-              <w:spacing w:before="40" w:after="40"/>
-              <w:jc w:val="left"/>
-            </w:pPr>
-            <w:r>
-              <w:rPr>
-                <w:rFonts w:ascii="Adani" w:hAnsi="Adani"/>
-                <w:b w:val="0"/>
-                <w:sz w:val="18"/>
-                <w:u w:val="none"/>
-              </w:rPr>
-              <w:t>ADANI LOGISTICS LIMITED</w:t>
-            </w:r>
-          </w:p>
-        </w:tc>
-        <w:tc>
-          <w:tcPr>
-            <w:tcW w:type="dxa" w:w="1587"/>
-            <w:shd w:val="clear" w:color="auto" w:fill="FFFFFF"/>
-            <w:tcBorders>
-              <w:top w:val="single" w:sz="4" w:space="0" w:color="000000"/>
-              <w:left w:val="single" w:sz="4" w:space="0" w:color="000000"/>
-              <w:bottom w:val="single" w:sz="4" w:space="0" w:color="000000"/>
-              <w:right w:val="single" w:sz="4" w:space="0" w:color="000000"/>
-            </w:tcBorders>
-            <w:vAlign w:val="center"/>
-          </w:tcPr>
-          <w:p>
-            <w:pPr>
-              <w:spacing w:before="40" w:after="40"/>
-              <w:jc w:val="left"/>
-            </w:pPr>
-            <w:r>
-              <w:rPr>
-                <w:rFonts w:ascii="Adani" w:hAnsi="Adani"/>
-                <w:b w:val="0"/>
-                <w:sz w:val="18"/>
-                <w:u w:val="none"/>
-              </w:rPr>
-              <w:t>Director</w:t>
-            </w:r>
-          </w:p>
-        </w:tc>
-        <w:tc>
-          <w:tcPr>
-            <w:tcW w:type="dxa" w:w="1304"/>
-            <w:shd w:val="clear" w:color="auto" w:fill="FFFFFF"/>
-            <w:tcBorders>
-              <w:top w:val="single" w:sz="4" w:space="0" w:color="000000"/>
-              <w:left w:val="single" w:sz="4" w:space="0" w:color="000000"/>
-              <w:bottom w:val="single" w:sz="4" w:space="0" w:color="000000"/>
-              <w:right w:val="single" w:sz="4" w:space="0" w:color="000000"/>
-            </w:tcBorders>
-            <w:vAlign w:val="center"/>
-          </w:tcPr>
-          <w:p>
-            <w:pPr>
-              <w:spacing w:before="40" w:after="40"/>
-              <w:jc w:val="left"/>
-            </w:pPr>
-            <w:r>
-              <w:rPr>
-                <w:rFonts w:ascii="Adani" w:hAnsi="Adani"/>
-                <w:b w:val="0"/>
-                <w:sz w:val="18"/>
-                <w:u w:val="none"/>
-              </w:rPr>
-              <w:t>28/07/2005</w:t>
-            </w:r>
-          </w:p>
-        </w:tc>
-      </w:tr>
-      <w:tr>
-        <w:tc>
-          <w:tcPr>
-            <w:tcW w:type="dxa" w:w="2268"/>
-            <w:shd w:val="clear" w:color="auto" w:fill="FFFFFF"/>
-            <w:tcBorders>
-              <w:top w:val="single" w:sz="4" w:space="0" w:color="000000"/>
-              <w:left w:val="single" w:sz="4" w:space="0" w:color="000000"/>
-              <w:bottom w:val="single" w:sz="4" w:space="0" w:color="000000"/>
-              <w:right w:val="single" w:sz="4" w:space="0" w:color="000000"/>
-            </w:tcBorders>
-            <w:vAlign w:val="center"/>
-          </w:tcPr>
-          <w:p>
-            <w:pPr>
-              <w:spacing w:before="40" w:after="40"/>
-              <w:jc w:val="left"/>
-            </w:pPr>
-            <w:r>
-              <w:rPr>
-                <w:rFonts w:ascii="Adani" w:hAnsi="Adani"/>
-                <w:b w:val="0"/>
-                <w:sz w:val="18"/>
-                <w:u w:val="none"/>
-              </w:rPr>
-              <w:t>L51100GJ1993PLC019067</w:t>
-            </w:r>
-          </w:p>
-        </w:tc>
-        <w:tc>
-          <w:tcPr>
-            <w:tcW w:type="dxa" w:w="4252"/>
-            <w:shd w:val="clear" w:color="auto" w:fill="FFFFFF"/>
-            <w:tcBorders>
-              <w:top w:val="single" w:sz="4" w:space="0" w:color="000000"/>
-              <w:left w:val="single" w:sz="4" w:space="0" w:color="000000"/>
-              <w:bottom w:val="single" w:sz="4" w:space="0" w:color="000000"/>
-              <w:right w:val="single" w:sz="4" w:space="0" w:color="000000"/>
-            </w:tcBorders>
-            <w:vAlign w:val="center"/>
-          </w:tcPr>
-          <w:p>
-            <w:pPr>
-              <w:spacing w:before="40" w:after="40"/>
-              <w:jc w:val="left"/>
-            </w:pPr>
-            <w:r>
-              <w:rPr>
-                <w:rFonts w:ascii="Adani" w:hAnsi="Adani"/>
-                <w:b w:val="0"/>
-                <w:sz w:val="18"/>
-                <w:u w:val="none"/>
-              </w:rPr>
-              <w:t>ADANI ENTERPRISES LIMITED</w:t>
-            </w:r>
-          </w:p>
-        </w:tc>
-        <w:tc>
-          <w:tcPr>
-            <w:tcW w:type="dxa" w:w="1587"/>
-            <w:shd w:val="clear" w:color="auto" w:fill="FFFFFF"/>
-            <w:tcBorders>
-              <w:top w:val="single" w:sz="4" w:space="0" w:color="000000"/>
-              <w:left w:val="single" w:sz="4" w:space="0" w:color="000000"/>
-              <w:bottom w:val="single" w:sz="4" w:space="0" w:color="000000"/>
-              <w:right w:val="single" w:sz="4" w:space="0" w:color="000000"/>
-            </w:tcBorders>
-            <w:vAlign w:val="center"/>
-          </w:tcPr>
-          <w:p>
-            <w:pPr>
-              <w:spacing w:before="40" w:after="40"/>
-              <w:jc w:val="left"/>
-            </w:pPr>
-            <w:r>
-              <w:rPr>
-                <w:rFonts w:ascii="Adani" w:hAnsi="Adani"/>
-                <w:b w:val="0"/>
-                <w:sz w:val="18"/>
-                <w:u w:val="none"/>
-              </w:rPr>
-              <w:t>Wholetime Director</w:t>
-            </w:r>
-          </w:p>
-        </w:tc>
-        <w:tc>
-          <w:tcPr>
-            <w:tcW w:type="dxa" w:w="1304"/>
-            <w:shd w:val="clear" w:color="auto" w:fill="FFFFFF"/>
-            <w:tcBorders>
-              <w:top w:val="single" w:sz="4" w:space="0" w:color="000000"/>
-              <w:left w:val="single" w:sz="4" w:space="0" w:color="000000"/>
-              <w:bottom w:val="single" w:sz="4" w:space="0" w:color="000000"/>
-              <w:right w:val="single" w:sz="4" w:space="0" w:color="000000"/>
-            </w:tcBorders>
-            <w:vAlign w:val="center"/>
-          </w:tcPr>
-          <w:p>
-            <w:pPr>
-              <w:spacing w:before="40" w:after="40"/>
-              <w:jc w:val="left"/>
-            </w:pPr>
-            <w:r>
-              <w:rPr>
-                <w:rFonts w:ascii="Adani" w:hAnsi="Adani"/>
-                <w:b w:val="0"/>
-                <w:sz w:val="18"/>
-                <w:u w:val="none"/>
-              </w:rPr>
-              <w:t>03/03/1993</w:t>
             </w:r>
           </w:p>
         </w:tc>
